--- a/out/成员一+成员二+第1次实验报告.docx
+++ b/out/成员一+成员二+第1次实验报告.docx
@@ -94,7 +94,7 @@
           <w:b w:val="0"/>
           <w:sz w:val="24"/>
         </w:rPr>
-        <w:t>班级：__________________</w:t>
+        <w:t>班级：24级数据科学与大数据技术1班</w:t>
       </w:r>
     </w:p>
     <w:p>
@@ -362,7 +362,47 @@
           <w:b w:val="0"/>
           <w:sz w:val="21"/>
         </w:rPr>
-        <w:t>本实验采用**双人合作、AI 代理参与**的完成方式。下表记录两位成员实际承担的工作（每个实验环节由两人分别负责原理学习、代码阅读与结果检查，以均摊工作量）；**AI 生成代码、自动执行程序及生成报告等工作，统一在「AI 工具使用说明」中披露，不作为成员独立手工编写代码的经历。**表中留空的项目由成员根据实际参与情况补充——**没有做过的人工检查不要填成已完成。**</w:t>
+        <w:t>本实验采用</w:t>
+      </w:r>
+      <w:r>
+        <w:rPr>
+          <w:rFonts w:ascii="微软雅黑" w:hAnsi="微软雅黑" w:eastAsia="微软雅黑"/>
+          <w:b/>
+          <w:sz w:val="21"/>
+        </w:rPr>
+        <w:t>双人合作、AI 代理参与</w:t>
+      </w:r>
+      <w:r>
+        <w:rPr>
+          <w:rFonts w:ascii="微软雅黑" w:hAnsi="微软雅黑" w:eastAsia="微软雅黑"/>
+          <w:b w:val="0"/>
+          <w:sz w:val="21"/>
+        </w:rPr>
+        <w:t>的完成方式。下表记录两位成员实际承担的工作（每个实验环节由两人分别负责原理学习、代码阅读与结果检查，以均摊工作量）；</w:t>
+      </w:r>
+      <w:r>
+        <w:rPr>
+          <w:rFonts w:ascii="微软雅黑" w:hAnsi="微软雅黑" w:eastAsia="微软雅黑"/>
+          <w:b/>
+          <w:sz w:val="21"/>
+        </w:rPr>
+        <w:t>AI 生成代码、自动执行程序及生成报告等工作，统一在「AI 工具使用说明」中披露，不作为成员独立手工编写代码的经历。</w:t>
+      </w:r>
+      <w:r>
+        <w:rPr>
+          <w:rFonts w:ascii="微软雅黑" w:hAnsi="微软雅黑" w:eastAsia="微软雅黑"/>
+          <w:b w:val="0"/>
+          <w:sz w:val="21"/>
+        </w:rPr>
+        <w:t>表中留空的项目由成员根据实际参与情况补充——</w:t>
+      </w:r>
+      <w:r>
+        <w:rPr>
+          <w:rFonts w:ascii="微软雅黑" w:hAnsi="微软雅黑" w:eastAsia="微软雅黑"/>
+          <w:b/>
+          <w:sz w:val="21"/>
+        </w:rPr>
+        <w:t>没有做过的人工检查不要填成已完成。</w:t>
       </w:r>
     </w:p>
     <w:p>
@@ -1120,7 +1160,88 @@
           <w:b w:val="0"/>
           <w:sz w:val="21"/>
         </w:rPr>
-        <w:t>说明：DeepSeek Harness（dsh）是**代理运行框架**，`deepseek-v4-flash-vision-exp` 是**所调用的模型**，二者不是同一项。此外需区分两个不同的“模型”概念：本节记录的是**开发时调用的语言模型**；实验二(1) 加载并评估的是**中文预训练词向量模型**（腾讯 AI Lab 轻量版），属于实验对象，已单列于 5.1.2 节的模型身份表中，二者不混为一谈。</w:t>
+        <w:t>说明：DeepSeek Harness（dsh）是</w:t>
+      </w:r>
+      <w:r>
+        <w:rPr>
+          <w:rFonts w:ascii="微软雅黑" w:hAnsi="微软雅黑" w:eastAsia="微软雅黑"/>
+          <w:b/>
+          <w:sz w:val="21"/>
+        </w:rPr>
+        <w:t>代理运行框架</w:t>
+      </w:r>
+      <w:r>
+        <w:rPr>
+          <w:rFonts w:ascii="微软雅黑" w:hAnsi="微软雅黑" w:eastAsia="微软雅黑"/>
+          <w:b w:val="0"/>
+          <w:sz w:val="21"/>
+        </w:rPr>
+        <w:t>，</w:t>
+      </w:r>
+      <w:r>
+        <w:rPr>
+          <w:rFonts w:ascii="Consolas" w:hAnsi="Consolas" w:eastAsia="Consolas"/>
+          <w:b w:val="0"/>
+          <w:sz w:val="20"/>
+          <w:shd w:val="clear" w:fill="F2F2F2"/>
+        </w:rPr>
+        <w:t>deepseek-v4-flash-vision-exp</w:t>
+      </w:r>
+      <w:r>
+        <w:rPr>
+          <w:rFonts w:ascii="微软雅黑" w:hAnsi="微软雅黑" w:eastAsia="微软雅黑"/>
+          <w:b w:val="0"/>
+          <w:sz w:val="21"/>
+        </w:rPr>
+        <w:t xml:space="preserve"> 是</w:t>
+      </w:r>
+      <w:r>
+        <w:rPr>
+          <w:rFonts w:ascii="微软雅黑" w:hAnsi="微软雅黑" w:eastAsia="微软雅黑"/>
+          <w:b/>
+          <w:sz w:val="21"/>
+        </w:rPr>
+        <w:t>所调用的模型</w:t>
+      </w:r>
+      <w:r>
+        <w:rPr>
+          <w:rFonts w:ascii="微软雅黑" w:hAnsi="微软雅黑" w:eastAsia="微软雅黑"/>
+          <w:b w:val="0"/>
+          <w:sz w:val="21"/>
+        </w:rPr>
+        <w:t>，二者不是同一项。此外需区分两个不同的“模型”概念：本节记录的是</w:t>
+      </w:r>
+      <w:r>
+        <w:rPr>
+          <w:rFonts w:ascii="微软雅黑" w:hAnsi="微软雅黑" w:eastAsia="微软雅黑"/>
+          <w:b/>
+          <w:sz w:val="21"/>
+        </w:rPr>
+        <w:t>开发时调用的语言模型</w:t>
+      </w:r>
+      <w:r>
+        <w:rPr>
+          <w:rFonts w:ascii="微软雅黑" w:hAnsi="微软雅黑" w:eastAsia="微软雅黑"/>
+          <w:b w:val="0"/>
+          <w:sz w:val="21"/>
+        </w:rPr>
+        <w:t>；实验二(1) 加载并评估的是</w:t>
+      </w:r>
+      <w:r>
+        <w:rPr>
+          <w:rFonts w:ascii="微软雅黑" w:hAnsi="微软雅黑" w:eastAsia="微软雅黑"/>
+          <w:b/>
+          <w:sz w:val="21"/>
+        </w:rPr>
+        <w:t>中文预训练词向量模型</w:t>
+      </w:r>
+      <w:r>
+        <w:rPr>
+          <w:rFonts w:ascii="微软雅黑" w:hAnsi="微软雅黑" w:eastAsia="微软雅黑"/>
+          <w:b w:val="0"/>
+          <w:sz w:val="21"/>
+        </w:rPr>
+        <w:t>（腾讯 AI Lab 轻量版），属于实验对象，已单列于 5.1.2 节的模型身份表中，二者不混为一谈。</w:t>
       </w:r>
     </w:p>
     <w:p>
@@ -1144,10 +1265,35 @@
       <w:r>
         <w:rPr>
           <w:rFonts w:ascii="微软雅黑" w:hAnsi="微软雅黑" w:eastAsia="微软雅黑"/>
+          <w:b/>
+          <w:sz w:val="21"/>
+        </w:rPr>
+        <w:t>本实验采用 AI 代理主导的完成方式。</w:t>
+      </w:r>
+      <w:r>
+        <w:rPr>
+          <w:rFonts w:ascii="微软雅黑" w:hAnsi="微软雅黑" w:eastAsia="微软雅黑"/>
           <w:b w:val="0"/>
           <w:sz w:val="21"/>
         </w:rPr>
-        <w:t>**本实验采用 AI 代理主导的完成方式。**实验代码、数据获取与处理脚本、测试及校验脚本、可视化代码、报告生成脚本和报告文本，主要由 DeepSeek Harness（dsh）调用 `deepseek-v4-flash-vision-exp` 模型生成；程序执行、调试和修改也主要通过 AI 代理调用工具完成。AI 的参与贯穿实验完成流程，并非仅用于文字润色或局部代码补全。</w:t>
+        <w:t xml:space="preserve">实验代码、数据获取与处理脚本、测试及校验脚本、可视化代码、报告生成脚本和报告文本，主要由 DeepSeek Harness（dsh）调用 </w:t>
+      </w:r>
+      <w:r>
+        <w:rPr>
+          <w:rFonts w:ascii="Consolas" w:hAnsi="Consolas" w:eastAsia="Consolas"/>
+          <w:b w:val="0"/>
+          <w:sz w:val="20"/>
+          <w:shd w:val="clear" w:fill="F2F2F2"/>
+        </w:rPr>
+        <w:t>deepseek-v4-flash-vision-exp</w:t>
+      </w:r>
+      <w:r>
+        <w:rPr>
+          <w:rFonts w:ascii="微软雅黑" w:hAnsi="微软雅黑" w:eastAsia="微软雅黑"/>
+          <w:b w:val="0"/>
+          <w:sz w:val="21"/>
+        </w:rPr>
+        <w:t xml:space="preserve"> 模型生成；程序执行、调试和修改也主要通过 AI 代理调用工具完成。AI 的参与贯穿实验完成流程，并非仅用于文字润色或局部代码补全。</w:t>
       </w:r>
     </w:p>
     <w:p>
@@ -1161,7 +1307,23 @@
           <w:b w:val="0"/>
           <w:sz w:val="21"/>
         </w:rPr>
-        <w:t>本项目还使用 ChatGPT 对代码实现、评估口径、结果一致性及报告表述进行审查和讨论。**相关 AI 审查与自动化测试不等同于独立人工复核**，也不能单独保证实验结论正确。</w:t>
+        <w:t>本项目还使用 ChatGPT 对代码实现、评估口径、结果一致性及报告表述进行审查和讨论。</w:t>
+      </w:r>
+      <w:r>
+        <w:rPr>
+          <w:rFonts w:ascii="微软雅黑" w:hAnsi="微软雅黑" w:eastAsia="微软雅黑"/>
+          <w:b/>
+          <w:sz w:val="21"/>
+        </w:rPr>
+        <w:t>相关 AI 审查与自动化测试不等同于独立人工复核</w:t>
+      </w:r>
+      <w:r>
+        <w:rPr>
+          <w:rFonts w:ascii="微软雅黑" w:hAnsi="微软雅黑" w:eastAsia="微软雅黑"/>
+          <w:b w:val="0"/>
+          <w:sz w:val="21"/>
+        </w:rPr>
+        <w:t>，也不能单独保证实验结论正确。</w:t>
       </w:r>
     </w:p>
     <w:p>
@@ -1175,7 +1337,57 @@
           <w:b w:val="0"/>
           <w:sz w:val="21"/>
         </w:rPr>
-        <w:t>实验中的相似度、运行时间、聚类指标及 Precision、Recall、F1 等计算性结果，以实验脚本运行产生的输出文件（`out/*_results.txt` 与 `out/results_summary_*.json`）为依据，**不以语言模型直接生成的数值作为实验测量结果**。报告如实保留实验结果与预期不一致的情况（例如 5.2.6 节中“TF-IDF 加权并未优于等权”的结论）。</w:t>
+        <w:t>实验中的相似度、运行时间、聚类指标及 Precision、Recall、F1 等计算性结果，以实验脚本运行产生的输出文件（</w:t>
+      </w:r>
+      <w:r>
+        <w:rPr>
+          <w:rFonts w:ascii="Consolas" w:hAnsi="Consolas" w:eastAsia="Consolas"/>
+          <w:b w:val="0"/>
+          <w:sz w:val="20"/>
+          <w:shd w:val="clear" w:fill="F2F2F2"/>
+        </w:rPr>
+        <w:t>out/*_results.txt</w:t>
+      </w:r>
+      <w:r>
+        <w:rPr>
+          <w:rFonts w:ascii="微软雅黑" w:hAnsi="微软雅黑" w:eastAsia="微软雅黑"/>
+          <w:b w:val="0"/>
+          <w:sz w:val="21"/>
+        </w:rPr>
+        <w:t xml:space="preserve"> 与 </w:t>
+      </w:r>
+      <w:r>
+        <w:rPr>
+          <w:rFonts w:ascii="Consolas" w:hAnsi="Consolas" w:eastAsia="Consolas"/>
+          <w:b w:val="0"/>
+          <w:sz w:val="20"/>
+          <w:shd w:val="clear" w:fill="F2F2F2"/>
+        </w:rPr>
+        <w:t>out/results_summary_*.json</w:t>
+      </w:r>
+      <w:r>
+        <w:rPr>
+          <w:rFonts w:ascii="微软雅黑" w:hAnsi="微软雅黑" w:eastAsia="微软雅黑"/>
+          <w:b w:val="0"/>
+          <w:sz w:val="21"/>
+        </w:rPr>
+        <w:t>）为依据，</w:t>
+      </w:r>
+      <w:r>
+        <w:rPr>
+          <w:rFonts w:ascii="微软雅黑" w:hAnsi="微软雅黑" w:eastAsia="微软雅黑"/>
+          <w:b/>
+          <w:sz w:val="21"/>
+        </w:rPr>
+        <w:t>不以语言模型直接生成的数值作为实验测量结果</w:t>
+      </w:r>
+      <w:r>
+        <w:rPr>
+          <w:rFonts w:ascii="微软雅黑" w:hAnsi="微软雅黑" w:eastAsia="微软雅黑"/>
+          <w:b w:val="0"/>
+          <w:sz w:val="21"/>
+        </w:rPr>
+        <w:t>。报告如实保留实验结果与预期不一致的情况（例如 5.2.6 节中“TF-IDF 加权并未优于等权”的结论）。</w:t>
       </w:r>
     </w:p>
     <w:p>
@@ -2244,7 +2456,41 @@
           <w:b w:val="0"/>
           <w:sz w:val="21"/>
         </w:rPr>
-        <w:t>结构化结果（机读）：`out/results_summary_{tfidf,minhash,wordvec,simhash}.json`，报告正文中的所有数值均取自这些文件。关键代码白底截图见 `out/screenshots/`。</w:t>
+        <w:t>结构化结果（机读）：</w:t>
+      </w:r>
+      <w:r>
+        <w:rPr>
+          <w:rFonts w:ascii="Consolas" w:hAnsi="Consolas" w:eastAsia="Consolas"/>
+          <w:b w:val="0"/>
+          <w:sz w:val="20"/>
+          <w:shd w:val="clear" w:fill="F2F2F2"/>
+        </w:rPr>
+        <w:t>out/results_summary_{tfidf,minhash,wordvec,simhash}.json</w:t>
+      </w:r>
+      <w:r>
+        <w:rPr>
+          <w:rFonts w:ascii="微软雅黑" w:hAnsi="微软雅黑" w:eastAsia="微软雅黑"/>
+          <w:b w:val="0"/>
+          <w:sz w:val="21"/>
+        </w:rPr>
+        <w:t xml:space="preserve">，报告正文中的所有数值均取自这些文件。关键代码白底截图见 </w:t>
+      </w:r>
+      <w:r>
+        <w:rPr>
+          <w:rFonts w:ascii="Consolas" w:hAnsi="Consolas" w:eastAsia="Consolas"/>
+          <w:b w:val="0"/>
+          <w:sz w:val="20"/>
+          <w:shd w:val="clear" w:fill="F2F2F2"/>
+        </w:rPr>
+        <w:t>out/screenshots/</w:t>
+      </w:r>
+      <w:r>
+        <w:rPr>
+          <w:rFonts w:ascii="微软雅黑" w:hAnsi="微软雅黑" w:eastAsia="微软雅黑"/>
+          <w:b w:val="0"/>
+          <w:sz w:val="21"/>
+        </w:rPr>
+        <w:t>。</w:t>
       </w:r>
     </w:p>
     <w:p>
@@ -2271,7 +2517,55 @@
           <w:b w:val="0"/>
           <w:sz w:val="21"/>
         </w:rPr>
-        <w:t>按作业要求，实验数据为“选取或自行准备”，因此本实验的数据由三部分组成：**真实抓取的新闻语料**、**由真实新闻规则改写得到的构造语料**、**人工设计的测试用例**。下面逐类说明规模、来源、清洗方式与保存位置。</w:t>
+        <w:t>按作业要求，实验数据为“选取或自行准备”，因此本实验的数据由三部分组成：</w:t>
+      </w:r>
+      <w:r>
+        <w:rPr>
+          <w:rFonts w:ascii="微软雅黑" w:hAnsi="微软雅黑" w:eastAsia="微软雅黑"/>
+          <w:b/>
+          <w:sz w:val="21"/>
+        </w:rPr>
+        <w:t>真实抓取的新闻语料</w:t>
+      </w:r>
+      <w:r>
+        <w:rPr>
+          <w:rFonts w:ascii="微软雅黑" w:hAnsi="微软雅黑" w:eastAsia="微软雅黑"/>
+          <w:b w:val="0"/>
+          <w:sz w:val="21"/>
+        </w:rPr>
+        <w:t>、</w:t>
+      </w:r>
+      <w:r>
+        <w:rPr>
+          <w:rFonts w:ascii="微软雅黑" w:hAnsi="微软雅黑" w:eastAsia="微软雅黑"/>
+          <w:b/>
+          <w:sz w:val="21"/>
+        </w:rPr>
+        <w:t>由真实新闻规则改写得到的构造语料</w:t>
+      </w:r>
+      <w:r>
+        <w:rPr>
+          <w:rFonts w:ascii="微软雅黑" w:hAnsi="微软雅黑" w:eastAsia="微软雅黑"/>
+          <w:b w:val="0"/>
+          <w:sz w:val="21"/>
+        </w:rPr>
+        <w:t>、</w:t>
+      </w:r>
+      <w:r>
+        <w:rPr>
+          <w:rFonts w:ascii="微软雅黑" w:hAnsi="微软雅黑" w:eastAsia="微软雅黑"/>
+          <w:b/>
+          <w:sz w:val="21"/>
+        </w:rPr>
+        <w:t>人工设计的测试用例</w:t>
+      </w:r>
+      <w:r>
+        <w:rPr>
+          <w:rFonts w:ascii="微软雅黑" w:hAnsi="微软雅黑" w:eastAsia="微软雅黑"/>
+          <w:b w:val="0"/>
+          <w:sz w:val="21"/>
+        </w:rPr>
+        <w:t>。下面逐类说明规模、来源、清洗方式与保存位置。</w:t>
       </w:r>
     </w:p>
     <w:p>
@@ -2832,10 +3126,18 @@
       <w:r>
         <w:rPr>
           <w:rFonts w:ascii="微软雅黑" w:hAnsi="微软雅黑" w:eastAsia="微软雅黑"/>
+          <w:b/>
+          <w:sz w:val="21"/>
+        </w:rPr>
+        <w:t>标题语料</w:t>
+      </w:r>
+      <w:r>
+        <w:rPr>
+          <w:rFonts w:ascii="微软雅黑" w:hAnsi="微软雅黑" w:eastAsia="微软雅黑"/>
           <w:b w:val="0"/>
           <w:sz w:val="21"/>
         </w:rPr>
-        <w:t>**标题语料**：多频道分页聚合后按标题去重；计算前再按「去空白 + 统一小写」规范化，消除仅排版差异的伪重复（2579 → 2576 条）。分词使用 jieba，去除停用词（内置词表 + data/stopwords/ 下三份公开停用词表）与纯数字/纯标点 token。</w:t>
+        <w:t>：多频道分页聚合后按标题去重；计算前再按「去空白 + 统一小写」规范化，消除仅排版差异的伪重复（2579 → 2576 条）。分词使用 jieba，去除停用词（内置词表 + data/stopwords/ 下三份公开停用词表）与纯数字/纯标点 token。</w:t>
       </w:r>
     </w:p>
     <w:p>
@@ -2846,10 +3148,34 @@
       <w:r>
         <w:rPr>
           <w:rFonts w:ascii="微软雅黑" w:hAnsi="微软雅黑" w:eastAsia="微软雅黑"/>
+          <w:b/>
+          <w:sz w:val="21"/>
+        </w:rPr>
+        <w:t>主题正文</w:t>
+      </w:r>
+      <w:r>
+        <w:rPr>
+          <w:rFonts w:ascii="微软雅黑" w:hAnsi="微软雅黑" w:eastAsia="微软雅黑"/>
           <w:b w:val="0"/>
           <w:sz w:val="21"/>
         </w:rPr>
-        <w:t>**主题正文**：统一保存为「title= / source= / category= + 空行 + 正文」格式，其中 source= 保留了原始 URL，可直接逐篇点击核对。解析时按**首个空行**切分元信息与正文，避免把元信息当作正文词混入。</w:t>
+        <w:t>：统一保存为「title= / source= / category= + 空行 + 正文」格式，其中 source= 保留了原始 URL，可直接逐篇点击核对。解析时按</w:t>
+      </w:r>
+      <w:r>
+        <w:rPr>
+          <w:rFonts w:ascii="微软雅黑" w:hAnsi="微软雅黑" w:eastAsia="微软雅黑"/>
+          <w:b/>
+          <w:sz w:val="21"/>
+        </w:rPr>
+        <w:t>首个空行</w:t>
+      </w:r>
+      <w:r>
+        <w:rPr>
+          <w:rFonts w:ascii="微软雅黑" w:hAnsi="微软雅黑" w:eastAsia="微软雅黑"/>
+          <w:b w:val="0"/>
+          <w:sz w:val="21"/>
+        </w:rPr>
+        <w:t>切分元信息与正文，避免把元信息当作正文词混入。</w:t>
       </w:r>
     </w:p>
     <w:p>
@@ -2860,10 +3186,34 @@
       <w:r>
         <w:rPr>
           <w:rFonts w:ascii="微软雅黑" w:hAnsi="微软雅黑" w:eastAsia="微软雅黑"/>
+          <w:b/>
+          <w:sz w:val="21"/>
+        </w:rPr>
+        <w:t>news20</w:t>
+      </w:r>
+      <w:r>
+        <w:rPr>
+          <w:rFonts w:ascii="微软雅黑" w:hAnsi="微软雅黑" w:eastAsia="微软雅黑"/>
           <w:b w:val="0"/>
           <w:sz w:val="21"/>
         </w:rPr>
-        <w:t>**news20**：在统一格式基础上额外写入 group=（分组）与 rewrite=（改写类型）两行，这两行只作为标注元信息，**不参与指纹计算**。</w:t>
+        <w:t>：在统一格式基础上额外写入 group=（分组）与 rewrite=（改写类型）两行，这两行只作为标注元信息，</w:t>
+      </w:r>
+      <w:r>
+        <w:rPr>
+          <w:rFonts w:ascii="微软雅黑" w:hAnsi="微软雅黑" w:eastAsia="微软雅黑"/>
+          <w:b/>
+          <w:sz w:val="21"/>
+        </w:rPr>
+        <w:t>不参与指纹计算</w:t>
+      </w:r>
+      <w:r>
+        <w:rPr>
+          <w:rFonts w:ascii="微软雅黑" w:hAnsi="微软雅黑" w:eastAsia="微软雅黑"/>
+          <w:b w:val="0"/>
+          <w:sz w:val="21"/>
+        </w:rPr>
+        <w:t>。</w:t>
       </w:r>
     </w:p>
     <w:p>
@@ -2874,10 +3224,18 @@
       <w:r>
         <w:rPr>
           <w:rFonts w:ascii="微软雅黑" w:hAnsi="微软雅黑" w:eastAsia="微软雅黑"/>
+          <w:b/>
+          <w:sz w:val="21"/>
+        </w:rPr>
+        <w:t>人工用例</w:t>
+      </w:r>
+      <w:r>
+        <w:rPr>
+          <w:rFonts w:ascii="微软雅黑" w:hAnsi="微软雅黑" w:eastAsia="微软雅黑"/>
           <w:b w:val="0"/>
           <w:sz w:val="21"/>
         </w:rPr>
-        <w:t>**人工用例**：6 条短文本每行一条，仅做去停用词与长度过滤。</w:t>
+        <w:t>：6 条短文本每行一条，仅做去停用词与长度过滤。</w:t>
       </w:r>
     </w:p>
     <w:p>
@@ -2888,10 +3246,51 @@
       <w:r>
         <w:rPr>
           <w:rFonts w:ascii="微软雅黑" w:hAnsi="微软雅黑" w:eastAsia="微软雅黑"/>
+          <w:b/>
+          <w:sz w:val="21"/>
+        </w:rPr>
+        <w:t>关于标题语料的溯源限制（如实说明）</w:t>
+      </w:r>
+      <w:r>
+        <w:rPr>
+          <w:rFonts w:ascii="微软雅黑" w:hAnsi="微软雅黑" w:eastAsia="微软雅黑"/>
           <w:b w:val="0"/>
           <w:sz w:val="21"/>
         </w:rPr>
-        <w:t>**关于标题语料的溯源限制（如实说明）**：`data/titles.txt` 按「每行一条文本」保存，**未保留逐条来源链接**，因此无法逐条点开核对；可确认的是抓取渠道与去重、清洗方式（见上表与 tools/fetch_titles.py）。三类主题正文与 news20 均带 source= 原始 URL，可逐篇核对。</w:t>
+        <w:t>：</w:t>
+      </w:r>
+      <w:r>
+        <w:rPr>
+          <w:rFonts w:ascii="Consolas" w:hAnsi="Consolas" w:eastAsia="Consolas"/>
+          <w:b w:val="0"/>
+          <w:sz w:val="20"/>
+          <w:shd w:val="clear" w:fill="F2F2F2"/>
+        </w:rPr>
+        <w:t>data/titles.txt</w:t>
+      </w:r>
+      <w:r>
+        <w:rPr>
+          <w:rFonts w:ascii="微软雅黑" w:hAnsi="微软雅黑" w:eastAsia="微软雅黑"/>
+          <w:b w:val="0"/>
+          <w:sz w:val="21"/>
+        </w:rPr>
+        <w:t xml:space="preserve"> 按「每行一条文本」保存，</w:t>
+      </w:r>
+      <w:r>
+        <w:rPr>
+          <w:rFonts w:ascii="微软雅黑" w:hAnsi="微软雅黑" w:eastAsia="微软雅黑"/>
+          <w:b/>
+          <w:sz w:val="21"/>
+        </w:rPr>
+        <w:t>未保留逐条来源链接</w:t>
+      </w:r>
+      <w:r>
+        <w:rPr>
+          <w:rFonts w:ascii="微软雅黑" w:hAnsi="微软雅黑" w:eastAsia="微软雅黑"/>
+          <w:b w:val="0"/>
+          <w:sz w:val="21"/>
+        </w:rPr>
+        <w:t>，因此无法逐条点开核对；可确认的是抓取渠道与去重、清洗方式（见上表与 tools/fetch_titles.py）。三类主题正文与 news20 均带 source= 原始 URL，可逐篇核对。</w:t>
       </w:r>
     </w:p>
     <w:p>
@@ -2918,7 +3317,15 @@
           <w:b w:val="0"/>
           <w:sz w:val="21"/>
         </w:rPr>
-        <w:t>下表逐篇列出 news20 的标题、来源、分组与性质，便于核对“真新闻 / 人工改写”的边界。**改写行指向其父源文，不另造原文链接。**</w:t>
+        <w:t>下表逐篇列出 news20 的标题、来源、分组与性质，便于核对“真新闻 / 人工改写”的边界。</w:t>
+      </w:r>
+      <w:r>
+        <w:rPr>
+          <w:rFonts w:ascii="微软雅黑" w:hAnsi="微软雅黑" w:eastAsia="微软雅黑"/>
+          <w:b/>
+          <w:sz w:val="21"/>
+        </w:rPr>
+        <w:t>改写行指向其父源文，不另造原文链接。</w:t>
       </w:r>
     </w:p>
     <w:p>
@@ -5596,10 +6003,18 @@
             <w:r>
               <w:rPr>
                 <w:rFonts w:ascii="微软雅黑" w:hAnsi="微软雅黑" w:eastAsia="微软雅黑"/>
-                <w:b w:val="0"/>
+                <w:b/>
                 <w:sz w:val="16"/>
               </w:rPr>
-              <w:t>**正样本**：组内两两共 12 对，是 SimHash 应判为重复的目标</w:t>
+              <w:t>正样本</w:t>
+            </w:r>
+            <w:r>
+              <w:rPr>
+                <w:rFonts w:ascii="微软雅黑" w:hAnsi="微软雅黑" w:eastAsia="微软雅黑"/>
+                <w:b w:val="0"/>
+                <w:sz w:val="16"/>
+              </w:rPr>
+              <w:t>：组内两两共 12 对，是 SimHash 应判为重复的目标</w:t>
             </w:r>
           </w:p>
         </w:tc>
@@ -5674,10 +6089,18 @@
             <w:r>
               <w:rPr>
                 <w:rFonts w:ascii="微软雅黑" w:hAnsi="微软雅黑" w:eastAsia="微软雅黑"/>
-                <w:b w:val="0"/>
+                <w:b/>
                 <w:sz w:val="16"/>
               </w:rPr>
-              <w:t>**不参与 P/R/F1**（9 对）：事件相同但文本不重叠，不属于“近似重复”范畴</w:t>
+              <w:t>不参与 P/R/F1</w:t>
+            </w:r>
+            <w:r>
+              <w:rPr>
+                <w:rFonts w:ascii="微软雅黑" w:hAnsi="微软雅黑" w:eastAsia="微软雅黑"/>
+                <w:b w:val="0"/>
+                <w:sz w:val="16"/>
+              </w:rPr>
+              <w:t>（9 对）：事件相同但文本不重叠，不属于“近似重复”范畴</w:t>
             </w:r>
           </w:p>
         </w:tc>
@@ -5736,7 +6159,23 @@
                 <w:b w:val="0"/>
                 <w:sz w:val="16"/>
               </w:rPr>
-              <w:t>原标注为同一事件，复核后发现是**不同事件**（女子现代五项夺金 vs 男子铁人三项摘银）</w:t>
+              <w:t>原标注为同一事件，复核后发现是</w:t>
+            </w:r>
+            <w:r>
+              <w:rPr>
+                <w:rFonts w:ascii="微软雅黑" w:hAnsi="微软雅黑" w:eastAsia="微软雅黑"/>
+                <w:b/>
+                <w:sz w:val="16"/>
+              </w:rPr>
+              <w:t>不同事件</w:t>
+            </w:r>
+            <w:r>
+              <w:rPr>
+                <w:rFonts w:ascii="微软雅黑" w:hAnsi="微软雅黑" w:eastAsia="微软雅黑"/>
+                <w:b w:val="0"/>
+                <w:sz w:val="16"/>
+              </w:rPr>
+              <w:t>（女子现代五项夺金 vs 男子铁人三项摘银）</w:t>
             </w:r>
           </w:p>
         </w:tc>
@@ -5752,10 +6191,18 @@
             <w:r>
               <w:rPr>
                 <w:rFonts w:ascii="微软雅黑" w:hAnsi="微软雅黑" w:eastAsia="微软雅黑"/>
-                <w:b w:val="0"/>
+                <w:b/>
                 <w:sz w:val="16"/>
               </w:rPr>
-              <w:t>**不参与 P/R/F1**（3 对）：标注有误，已在评估中排除</w:t>
+              <w:t>不参与 P/R/F1</w:t>
+            </w:r>
+            <w:r>
+              <w:rPr>
+                <w:rFonts w:ascii="微软雅黑" w:hAnsi="微软雅黑" w:eastAsia="微软雅黑"/>
+                <w:b w:val="0"/>
+                <w:sz w:val="16"/>
+              </w:rPr>
+              <w:t>（3 对）：标注有误，已在评估中排除</w:t>
             </w:r>
           </w:p>
         </w:tc>
@@ -5830,10 +6277,18 @@
             <w:r>
               <w:rPr>
                 <w:rFonts w:ascii="微软雅黑" w:hAnsi="微软雅黑" w:eastAsia="微软雅黑"/>
-                <w:b w:val="0"/>
+                <w:b/>
                 <w:sz w:val="16"/>
               </w:rPr>
-              <w:t>**负样本一侧**：与任何文本都不构成重复对</w:t>
+              <w:t>负样本一侧</w:t>
+            </w:r>
+            <w:r>
+              <w:rPr>
+                <w:rFonts w:ascii="微软雅黑" w:hAnsi="微软雅黑" w:eastAsia="微软雅黑"/>
+                <w:b w:val="0"/>
+                <w:sz w:val="16"/>
+              </w:rPr>
+              <w:t>：与任何文本都不构成重复对</w:t>
             </w:r>
           </w:p>
         </w:tc>
@@ -5855,7 +6310,39 @@
           <w:b w:val="0"/>
           <w:sz w:val="21"/>
         </w:rPr>
-        <w:t>两点必须说清楚：① **“不参与评价”不等于“已标注为不重复”**——D1/D2 在“同一事件检索”这个任务里仍然是相关的正例，只是不属于本次“近似去重”的评测目标；② **分组依据是人工阅读内容后的判断，不是相似度分数**——实测 D3（不同事件）与 D1/D2（同一事件）的组内相似度区间是重叠的，靠分数阈值无法自动分开，所以必须逐篇读过再定分组。</w:t>
+        <w:t xml:space="preserve">两点必须说清楚：① </w:t>
+      </w:r>
+      <w:r>
+        <w:rPr>
+          <w:rFonts w:ascii="微软雅黑" w:hAnsi="微软雅黑" w:eastAsia="微软雅黑"/>
+          <w:b/>
+          <w:sz w:val="21"/>
+        </w:rPr>
+        <w:t>“不参与评价”不等于“已标注为不重复”</w:t>
+      </w:r>
+      <w:r>
+        <w:rPr>
+          <w:rFonts w:ascii="微软雅黑" w:hAnsi="微软雅黑" w:eastAsia="微软雅黑"/>
+          <w:b w:val="0"/>
+          <w:sz w:val="21"/>
+        </w:rPr>
+        <w:t xml:space="preserve">——D1/D2 在“同一事件检索”这个任务里仍然是相关的正例，只是不属于本次“近似去重”的评测目标；② </w:t>
+      </w:r>
+      <w:r>
+        <w:rPr>
+          <w:rFonts w:ascii="微软雅黑" w:hAnsi="微软雅黑" w:eastAsia="微软雅黑"/>
+          <w:b/>
+          <w:sz w:val="21"/>
+        </w:rPr>
+        <w:t>分组依据是人工阅读内容后的判断，不是相似度分数</w:t>
+      </w:r>
+      <w:r>
+        <w:rPr>
+          <w:rFonts w:ascii="微软雅黑" w:hAnsi="微软雅黑" w:eastAsia="微软雅黑"/>
+          <w:b w:val="0"/>
+          <w:sz w:val="21"/>
+        </w:rPr>
+        <w:t>——实测 D3（不同事件）与 D1/D2（同一事件）的组内相似度区间是重叠的，靠分数阈值无法自动分开，所以必须逐篇读过再定分组。</w:t>
       </w:r>
     </w:p>
     <w:p>
@@ -5869,7 +6356,23 @@
           <w:b w:val="0"/>
           <w:sz w:val="21"/>
         </w:rPr>
-        <w:t>现行正样本由 **R1 与 R2 两个改写簇**产生（各 C(4,2)=6 对，共 12 对）。D1、D2、D3 均不参与 P/R/F1 计算。完整的分层依据与组内相似度见 5.2.3 节。</w:t>
+        <w:t xml:space="preserve">现行正样本由 </w:t>
+      </w:r>
+      <w:r>
+        <w:rPr>
+          <w:rFonts w:ascii="微软雅黑" w:hAnsi="微软雅黑" w:eastAsia="微软雅黑"/>
+          <w:b/>
+          <w:sz w:val="21"/>
+        </w:rPr>
+        <w:t>R1 与 R2 两个改写簇</w:t>
+      </w:r>
+      <w:r>
+        <w:rPr>
+          <w:rFonts w:ascii="微软雅黑" w:hAnsi="微软雅黑" w:eastAsia="微软雅黑"/>
+          <w:b w:val="0"/>
+          <w:sz w:val="21"/>
+        </w:rPr>
+        <w:t>产生（各 C(4,2)=6 对，共 12 对）。D1、D2、D3 均不参与 P/R/F1 计算。完整的分层依据与组内相似度见 5.2.3 节。</w:t>
       </w:r>
     </w:p>
     <w:p>
@@ -6101,7 +6604,23 @@
           <w:b w:val="0"/>
           <w:sz w:val="21"/>
         </w:rPr>
-        <w:t>代码要点：① jieba 分词后去除停用词与纯标点/数字，用空格连接为 TfidfVectorizer 可识别的输入；② 以 max_features=1000、ngram_range=(1,2) 构建 TF-IDF 矩阵，实际得到 (2576, 1000)；③ 只在**上三角**（i&lt;j）中排序取前 10。这一点很关键：早期实现先 fill_diagonal(-1)、再对展平后的整个矩阵 argsort，会把 (i,j) 与 (j,i) 当成两个不同的结果同时取到，使“Top-10”实际只包含约 5 个不同的文本对；改用 np.triu_indices 后每一个文本对只出现一次。</w:t>
+        <w:t>代码要点：① jieba 分词后去除停用词与纯标点/数字，用空格连接为 TfidfVectorizer 可识别的输入；② 以 max_features=1000、ngram_range=(1,2) 构建 TF-IDF 矩阵，实际得到 (2576, 1000)；③ 只在</w:t>
+      </w:r>
+      <w:r>
+        <w:rPr>
+          <w:rFonts w:ascii="微软雅黑" w:hAnsi="微软雅黑" w:eastAsia="微软雅黑"/>
+          <w:b/>
+          <w:sz w:val="21"/>
+        </w:rPr>
+        <w:t>上三角</w:t>
+      </w:r>
+      <w:r>
+        <w:rPr>
+          <w:rFonts w:ascii="微软雅黑" w:hAnsi="微软雅黑" w:eastAsia="微软雅黑"/>
+          <w:b w:val="0"/>
+          <w:sz w:val="21"/>
+        </w:rPr>
+        <w:t>（i&lt;j）中排序取前 10。这一点很关键：早期实现先 fill_diagonal(-1)、再对展平后的整个矩阵 argsort，会把 (i,j) 与 (j,i) 当成两个不同的结果同时取到，使“Top-10”实际只包含约 5 个不同的文本对；改用 np.triu_indices 后每一个文本对只出现一次。</w:t>
       </w:r>
     </w:p>
     <w:p>
@@ -9480,7 +9999,23 @@
           <w:b w:val="0"/>
           <w:sz w:val="21"/>
         </w:rPr>
-        <w:t>关于“AI”一词的权重（一个必须澄清的坑）：语料中“AI”词频 82 次，平均 TF-IDF 权重 0.3566，**一直在特征集内**（“进入特征集=是”）。需要特别说明的是，早期实现曾在分词阶段保留英文原形（token 为“AI”），而 TfidfVectorizer 默认 lowercase=True 使特征名变为“ai”，按特征名回查权重时因大小写不匹配而必然落空，把该词误报成“权重 0.0000、未进入特征集”。修正方式是分词阶段统一转小写，与 lowercase 参数对齐；同时在结果中增加“进入特征集”一列，使“真正被 max_features 截断”与“因键名不匹配查不到”这两种情况可以被直接区分（本次 Top-20 词中实际被截断的有 0 个）。这个案例说明：特征矩阵算对了，不代表按名字取值就取对了。</w:t>
+        <w:t>关于“AI”一词的权重（一个必须澄清的坑）：语料中“AI”词频 82 次，平均 TF-IDF 权重 0.3566，</w:t>
+      </w:r>
+      <w:r>
+        <w:rPr>
+          <w:rFonts w:ascii="微软雅黑" w:hAnsi="微软雅黑" w:eastAsia="微软雅黑"/>
+          <w:b/>
+          <w:sz w:val="21"/>
+        </w:rPr>
+        <w:t>一直在特征集内</w:t>
+      </w:r>
+      <w:r>
+        <w:rPr>
+          <w:rFonts w:ascii="微软雅黑" w:hAnsi="微软雅黑" w:eastAsia="微软雅黑"/>
+          <w:b w:val="0"/>
+          <w:sz w:val="21"/>
+        </w:rPr>
+        <w:t>（“进入特征集=是”）。需要特别说明的是，早期实现曾在分词阶段保留英文原形（token 为“AI”），而 TfidfVectorizer 默认 lowercase=True 使特征名变为“ai”，按特征名回查权重时因大小写不匹配而必然落空，把该词误报成“权重 0.0000、未进入特征集”。修正方式是分词阶段统一转小写，与 lowercase 参数对齐；同时在结果中增加“进入特征集”一列，使“真正被 max_features 截断”与“因键名不匹配查不到”这两种情况可以被直接区分（本次 Top-20 词中实际被截断的有 0 个）。这个案例说明：特征矩阵算对了，不代表按名字取值就取对了。</w:t>
       </w:r>
     </w:p>
     <w:p>
@@ -9602,7 +10137,23 @@
           <w:b w:val="0"/>
           <w:sz w:val="21"/>
         </w:rPr>
-        <w:t>共设计 6 条短文本用例，覆盖完全重复、轻度修改、中度改写、完全不相关四类。需要强调的是：这 6 条用例内部其实有**三个相似度量级**，因此金标准必须分层，而不能把 T1~T4 两两全部当作“重复”（实测 T1-T4 的 Jaccard 仅 0.1875、T3-T4 仅 0.1176，与完全重复的 1.0000 相差一个量级）：</w:t>
+        <w:t>共设计 6 条短文本用例，覆盖完全重复、轻度修改、中度改写、完全不相关四类。需要强调的是：这 6 条用例内部其实有</w:t>
+      </w:r>
+      <w:r>
+        <w:rPr>
+          <w:rFonts w:ascii="微软雅黑" w:hAnsi="微软雅黑" w:eastAsia="微软雅黑"/>
+          <w:b/>
+          <w:sz w:val="21"/>
+        </w:rPr>
+        <w:t>三个相似度量级</w:t>
+      </w:r>
+      <w:r>
+        <w:rPr>
+          <w:rFonts w:ascii="微软雅黑" w:hAnsi="微软雅黑" w:eastAsia="微软雅黑"/>
+          <w:b w:val="0"/>
+          <w:sz w:val="21"/>
+        </w:rPr>
+        <w:t>，因此金标准必须分层，而不能把 T1~T4 两两全部当作“重复”（实测 T1-T4 的 Jaccard 仅 0.1875、T3-T4 仅 0.1176，与完全重复的 1.0000 相差一个量级）：</w:t>
       </w:r>
     </w:p>
     <w:p>
@@ -10196,7 +10747,55 @@
           <w:b w:val="0"/>
           <w:sz w:val="21"/>
         </w:rPr>
-        <w:t>分层规则：**近重复 = T1-T2**（字面几乎一致，1 对）；**同事件改写 = T1-T3、T2-T3、T1-T4、T2-T4、T3-T4**（事件相同但句子结构重写，不计入“近似重复”正样本，另计命中数，5 对）；**不相关 = T5/T6 与其余文本**（相似度全为 0.0000，与 T1~T4 之间存在天然的间隔带）。报告同时给出“初版混合口径”（T1~T4 两两共 6 对）与“分层口径”两套指标，便于对照。</w:t>
+        <w:t>分层规则：</w:t>
+      </w:r>
+      <w:r>
+        <w:rPr>
+          <w:rFonts w:ascii="微软雅黑" w:hAnsi="微软雅黑" w:eastAsia="微软雅黑"/>
+          <w:b/>
+          <w:sz w:val="21"/>
+        </w:rPr>
+        <w:t>近重复 = T1-T2</w:t>
+      </w:r>
+      <w:r>
+        <w:rPr>
+          <w:rFonts w:ascii="微软雅黑" w:hAnsi="微软雅黑" w:eastAsia="微软雅黑"/>
+          <w:b w:val="0"/>
+          <w:sz w:val="21"/>
+        </w:rPr>
+        <w:t>（字面几乎一致，1 对）；</w:t>
+      </w:r>
+      <w:r>
+        <w:rPr>
+          <w:rFonts w:ascii="微软雅黑" w:hAnsi="微软雅黑" w:eastAsia="微软雅黑"/>
+          <w:b/>
+          <w:sz w:val="21"/>
+        </w:rPr>
+        <w:t>同事件改写 = T1-T3、T2-T3、T1-T4、T2-T4、T3-T4</w:t>
+      </w:r>
+      <w:r>
+        <w:rPr>
+          <w:rFonts w:ascii="微软雅黑" w:hAnsi="微软雅黑" w:eastAsia="微软雅黑"/>
+          <w:b w:val="0"/>
+          <w:sz w:val="21"/>
+        </w:rPr>
+        <w:t>（事件相同但句子结构重写，不计入“近似重复”正样本，另计命中数，5 对）；</w:t>
+      </w:r>
+      <w:r>
+        <w:rPr>
+          <w:rFonts w:ascii="微软雅黑" w:hAnsi="微软雅黑" w:eastAsia="微软雅黑"/>
+          <w:b/>
+          <w:sz w:val="21"/>
+        </w:rPr>
+        <w:t>不相关 = T5/T6 与其余文本</w:t>
+      </w:r>
+      <w:r>
+        <w:rPr>
+          <w:rFonts w:ascii="微软雅黑" w:hAnsi="微软雅黑" w:eastAsia="微软雅黑"/>
+          <w:b w:val="0"/>
+          <w:sz w:val="21"/>
+        </w:rPr>
+        <w:t>（相似度全为 0.0000，与 T1~T4 之间存在天然的间隔带）。报告同时给出“初版混合口径”（T1~T4 两两共 6 对）与“分层口径”两套指标，便于对照。</w:t>
       </w:r>
     </w:p>
     <w:p>
@@ -14987,7 +15586,55 @@
           <w:b w:val="0"/>
           <w:sz w:val="21"/>
         </w:rPr>
-        <w:t>金标准分层如何改变结论（表 4-6 vs 表 4-7）：这是本次实验最有价值的一处修正。在**混合口径**下（把 T1~T4 两两都当重复，6 对），阈值 0.1 处精确方法 F1 为 1.000、近似方法 F1 为 0.909，看起来“阈值取 0.1 就是最优”；但这个结论是脆弱的——它完全建立在“把相似度仅 0.1176~0.1875 的中度改写也算作重复”这一设定上。改用**分层口径**（正样本只有真正字面重复的 T1-T2，1 对）后，同一批数据的曲线形状完全变了：阈值 0.2 时 F1 仅 0.500，阈值 ≥0.4 时才升到 1.000。也就是说：**“最优阈值”不是一个算法常数，而是由业务对“什么算重复”的定义决定的**。去重要求“只删真重复”，阈值取 0.4；内容收敛要求“把改写稿也一并合并”，阈值取 0.1~0.2（此区间能召回 3/3 类改写关系且零误报）。</w:t>
+        <w:t>金标准分层如何改变结论（表 4-6 vs 表 4-7）：这是本次实验最有价值的一处修正。在</w:t>
+      </w:r>
+      <w:r>
+        <w:rPr>
+          <w:rFonts w:ascii="微软雅黑" w:hAnsi="微软雅黑" w:eastAsia="微软雅黑"/>
+          <w:b/>
+          <w:sz w:val="21"/>
+        </w:rPr>
+        <w:t>混合口径</w:t>
+      </w:r>
+      <w:r>
+        <w:rPr>
+          <w:rFonts w:ascii="微软雅黑" w:hAnsi="微软雅黑" w:eastAsia="微软雅黑"/>
+          <w:b w:val="0"/>
+          <w:sz w:val="21"/>
+        </w:rPr>
+        <w:t>下（把 T1~T4 两两都当重复，6 对），阈值 0.1 处精确方法 F1 为 1.000、近似方法 F1 为 0.909，看起来“阈值取 0.1 就是最优”；但这个结论是脆弱的——它完全建立在“把相似度仅 0.1176~0.1875 的中度改写也算作重复”这一设定上。改用</w:t>
+      </w:r>
+      <w:r>
+        <w:rPr>
+          <w:rFonts w:ascii="微软雅黑" w:hAnsi="微软雅黑" w:eastAsia="微软雅黑"/>
+          <w:b/>
+          <w:sz w:val="21"/>
+        </w:rPr>
+        <w:t>分层口径</w:t>
+      </w:r>
+      <w:r>
+        <w:rPr>
+          <w:rFonts w:ascii="微软雅黑" w:hAnsi="微软雅黑" w:eastAsia="微软雅黑"/>
+          <w:b w:val="0"/>
+          <w:sz w:val="21"/>
+        </w:rPr>
+        <w:t>（正样本只有真正字面重复的 T1-T2，1 对）后，同一批数据的曲线形状完全变了：阈值 0.2 时 F1 仅 0.500，阈值 ≥0.4 时才升到 1.000。也就是说：</w:t>
+      </w:r>
+      <w:r>
+        <w:rPr>
+          <w:rFonts w:ascii="微软雅黑" w:hAnsi="微软雅黑" w:eastAsia="微软雅黑"/>
+          <w:b/>
+          <w:sz w:val="21"/>
+        </w:rPr>
+        <w:t>“最优阈值”不是一个算法常数，而是由业务对“什么算重复”的定义决定的</w:t>
+      </w:r>
+      <w:r>
+        <w:rPr>
+          <w:rFonts w:ascii="微软雅黑" w:hAnsi="微软雅黑" w:eastAsia="微软雅黑"/>
+          <w:b w:val="0"/>
+          <w:sz w:val="21"/>
+        </w:rPr>
+        <w:t>。去重要求“只删真重复”，阈值取 0.4；内容收敛要求“把改写稿也一并合并”，阈值取 0.1~0.2（此区间能召回 3/3 类改写关系且零误报）。</w:t>
       </w:r>
     </w:p>
     <w:p>
@@ -15015,7 +15662,23 @@
           <w:b w:val="0"/>
           <w:sz w:val="21"/>
         </w:rPr>
-        <w:t>LSH 分桶参数的取舍（表 4-8、3-9）：(b=16, r=8) 只产生 1 对候选（T1-T2），把同事件改写的相似对基本全部漏掉；(b=64, r=2) 产生 5 对候选，覆盖了全部 T1~T4 之间的相似对。候选阶段相对本实验的 gold 是零误报；经相似度回验后，低于阈值的同事件改写对被正常剔除——这恰好演示了工业界的三段式做法：**LSH 粗筛候选 → MinHash 相似度回验 → 阈值判定**。（需强调：初版把“未达到回验阈值”标成“误报”，是把算法自身分数当成了真值，错误类型被颠倒；本版区分为“近重复”“候选但被阈值滤除（同事件改写）”“误报”三类。）</w:t>
+        <w:t>LSH 分桶参数的取舍（表 4-8、3-9）：(b=16, r=8) 只产生 1 对候选（T1-T2），把同事件改写的相似对基本全部漏掉；(b=64, r=2) 产生 5 对候选，覆盖了全部 T1~T4 之间的相似对。候选阶段相对本实验的 gold 是零误报；经相似度回验后，低于阈值的同事件改写对被正常剔除——这恰好演示了工业界的三段式做法：</w:t>
+      </w:r>
+      <w:r>
+        <w:rPr>
+          <w:rFonts w:ascii="微软雅黑" w:hAnsi="微软雅黑" w:eastAsia="微软雅黑"/>
+          <w:b/>
+          <w:sz w:val="21"/>
+        </w:rPr>
+        <w:t>LSH 粗筛候选 → MinHash 相似度回验 → 阈值判定</w:t>
+      </w:r>
+      <w:r>
+        <w:rPr>
+          <w:rFonts w:ascii="微软雅黑" w:hAnsi="微软雅黑" w:eastAsia="微软雅黑"/>
+          <w:b w:val="0"/>
+          <w:sz w:val="21"/>
+        </w:rPr>
+        <w:t>。（需强调：初版把“未达到回验阈值”标成“误报”，是把算法自身分数当成了真值，错误类型被颠倒；本版区分为“近重复”“候选但被阈值滤除（同事件改写）”“误报”三类。）</w:t>
       </w:r>
     </w:p>
     <w:p>
@@ -15029,7 +15692,55 @@
           <w:b w:val="0"/>
           <w:sz w:val="21"/>
         </w:rPr>
-        <w:t>运行时间与规模（表 4-10、图 4-10）——这里必须交代一个重要的口径修正：初版把 LSH 列写成“复用已生成的签名、只计建桶”，既不含签名生成也不含候选回验，而精确列是完整任务，**这不是同一个任务，不能据此宣称加速**。本版三条路径都改为端到端（从 shingle 到最终判定对），并重复 5 次取中位数，shingle 构建作为公共成本单列。实测（n=500）：精确 574.5 ms、MinHash 全量两两 8364.8 ms、LSH(b=64,r=2) 242.9 ms，LSH 相对精确的加速比为 **2.37×**（n=200 时 1.50×，n=50 时 0.44×）。也就是说：**在 200 条以下的小规模，LSH 因签名生成的固定开销反而更慢；到 500 条才开始体现优势**。</w:t>
+        <w:t>运行时间与规模（表 4-10、图 4-10）——这里必须交代一个重要的口径修正：初版把 LSH 列写成“复用已生成的签名、只计建桶”，既不含签名生成也不含候选回验，而精确列是完整任务，</w:t>
+      </w:r>
+      <w:r>
+        <w:rPr>
+          <w:rFonts w:ascii="微软雅黑" w:hAnsi="微软雅黑" w:eastAsia="微软雅黑"/>
+          <w:b/>
+          <w:sz w:val="21"/>
+        </w:rPr>
+        <w:t>这不是同一个任务，不能据此宣称加速</w:t>
+      </w:r>
+      <w:r>
+        <w:rPr>
+          <w:rFonts w:ascii="微软雅黑" w:hAnsi="微软雅黑" w:eastAsia="微软雅黑"/>
+          <w:b w:val="0"/>
+          <w:sz w:val="21"/>
+        </w:rPr>
+        <w:t xml:space="preserve">。本版三条路径都改为端到端（从 shingle 到最终判定对），并重复 5 次取中位数，shingle 构建作为公共成本单列。实测（n=500）：精确 574.5 ms、MinHash 全量两两 8364.8 ms、LSH(b=64,r=2) 242.9 ms，LSH 相对精确的加速比为 </w:t>
+      </w:r>
+      <w:r>
+        <w:rPr>
+          <w:rFonts w:ascii="微软雅黑" w:hAnsi="微软雅黑" w:eastAsia="微软雅黑"/>
+          <w:b/>
+          <w:sz w:val="21"/>
+        </w:rPr>
+        <w:t>2.37×</w:t>
+      </w:r>
+      <w:r>
+        <w:rPr>
+          <w:rFonts w:ascii="微软雅黑" w:hAnsi="微软雅黑" w:eastAsia="微软雅黑"/>
+          <w:b w:val="0"/>
+          <w:sz w:val="21"/>
+        </w:rPr>
+        <w:t>（n=200 时 1.50×，n=50 时 0.44×）。也就是说：</w:t>
+      </w:r>
+      <w:r>
+        <w:rPr>
+          <w:rFonts w:ascii="微软雅黑" w:hAnsi="微软雅黑" w:eastAsia="微软雅黑"/>
+          <w:b/>
+          <w:sz w:val="21"/>
+        </w:rPr>
+        <w:t>在 200 条以下的小规模，LSH 因签名生成的固定开销反而更慢；到 500 条才开始体现优势</w:t>
+      </w:r>
+      <w:r>
+        <w:rPr>
+          <w:rFonts w:ascii="微软雅黑" w:hAnsi="微软雅黑" w:eastAsia="微软雅黑"/>
+          <w:b w:val="0"/>
+          <w:sz w:val="21"/>
+        </w:rPr>
+        <w:t>。</w:t>
       </w:r>
     </w:p>
     <w:p>
@@ -15043,7 +15754,23 @@
           <w:b w:val="0"/>
           <w:sz w:val="21"/>
         </w:rPr>
-        <w:t>瓶颈在哪里（表 4-10 下方的分阶段拆解）：n=500 时签名生成 117.4 ms（一次性成本）、建桶+候选生成 115.3 ms、候选回验（298 对）22.2 ms。可见 **k=128 的签名生成本身就是主要开销**。需要说明的是：本实验的签名用 numpy 一次性向量化算出全部 128 个哈希值（模数取 2³¹−1，使 int64 乘法不溢出）；若按初版那样用纯 Python 双重循环逐 shingle 逐哈希函数计算，n=500 时签名生成要 1.2 秒以上，总耗时会反超精确方法——近似方法的效率优势依赖于实现质量，而不是“用了 LSH”这件事本身。</w:t>
+        <w:t xml:space="preserve">瓶颈在哪里（表 4-10 下方的分阶段拆解）：n=500 时签名生成 117.4 ms（一次性成本）、建桶+候选生成 115.3 ms、候选回验（298 对）22.2 ms。可见 </w:t>
+      </w:r>
+      <w:r>
+        <w:rPr>
+          <w:rFonts w:ascii="微软雅黑" w:hAnsi="微软雅黑" w:eastAsia="微软雅黑"/>
+          <w:b/>
+          <w:sz w:val="21"/>
+        </w:rPr>
+        <w:t>k=128 的签名生成本身就是主要开销</w:t>
+      </w:r>
+      <w:r>
+        <w:rPr>
+          <w:rFonts w:ascii="微软雅黑" w:hAnsi="微软雅黑" w:eastAsia="微软雅黑"/>
+          <w:b w:val="0"/>
+          <w:sz w:val="21"/>
+        </w:rPr>
+        <w:t>。需要说明的是：本实验的签名用 numpy 一次性向量化算出全部 128 个哈希值（模数取 2³¹−1，使 int64 乘法不溢出）；若按初版那样用纯 Python 双重循环逐 shingle 逐哈希函数计算，n=500 时签名生成要 1.2 秒以上，总耗时会反超精确方法——近似方法的效率优势依赖于实现质量，而不是“用了 LSH”这件事本身。</w:t>
       </w:r>
     </w:p>
     <w:p>
@@ -15057,7 +15784,39 @@
           <w:b w:val="0"/>
           <w:sz w:val="21"/>
         </w:rPr>
-        <w:t>关于剪枝率的一个反直觉现象：在真实标题语料上，(b=16, r=8) 的候选对在 200 篇时为 **0** 对，500 篇也只有 3 对。原因是该配置要求“某个 8 行的 band 完全相同”，只对相似度 ≥0.9 的文档有效；而真实新闻标题两两的 Jaccard 普遍低于 0.3（全语料相似度 P99 仅 0.208），因此几乎全被剪掉。这说明 **LSH 参数必须按目标相似度区间标定**：要高召回就必须用 (b=64, r=2) 这类小 r 配置，不能照搬“band 越多越好”或“rows 越大越省”的经验。（相比之下，早期版本用“6 条用例重复拼接”造出的规模实验，文档几乎相同、相似度极高，候选对虚高到两万七千多对，反而掩盖了这个真实问题。本版改用真实标题语料扩展规模。）</w:t>
+        <w:t xml:space="preserve">关于剪枝率的一个反直觉现象：在真实标题语料上，(b=16, r=8) 的候选对在 200 篇时为 </w:t>
+      </w:r>
+      <w:r>
+        <w:rPr>
+          <w:rFonts w:ascii="微软雅黑" w:hAnsi="微软雅黑" w:eastAsia="微软雅黑"/>
+          <w:b/>
+          <w:sz w:val="21"/>
+        </w:rPr>
+        <w:t>0</w:t>
+      </w:r>
+      <w:r>
+        <w:rPr>
+          <w:rFonts w:ascii="微软雅黑" w:hAnsi="微软雅黑" w:eastAsia="微软雅黑"/>
+          <w:b w:val="0"/>
+          <w:sz w:val="21"/>
+        </w:rPr>
+        <w:t xml:space="preserve"> 对，500 篇也只有 3 对。原因是该配置要求“某个 8 行的 band 完全相同”，只对相似度 ≥0.9 的文档有效；而真实新闻标题两两的 Jaccard 普遍低于 0.3（全语料相似度 P99 仅 0.208），因此几乎全被剪掉。这说明 </w:t>
+      </w:r>
+      <w:r>
+        <w:rPr>
+          <w:rFonts w:ascii="微软雅黑" w:hAnsi="微软雅黑" w:eastAsia="微软雅黑"/>
+          <w:b/>
+          <w:sz w:val="21"/>
+        </w:rPr>
+        <w:t>LSH 参数必须按目标相似度区间标定</w:t>
+      </w:r>
+      <w:r>
+        <w:rPr>
+          <w:rFonts w:ascii="微软雅黑" w:hAnsi="微软雅黑" w:eastAsia="微软雅黑"/>
+          <w:b w:val="0"/>
+          <w:sz w:val="21"/>
+        </w:rPr>
+        <w:t>：要高召回就必须用 (b=64, r=2) 这类小 r 配置，不能照搬“band 越多越好”或“rows 越大越省”的经验。（相比之下，早期版本用“6 条用例重复拼接”造出的规模实验，文档几乎相同、相似度极高，候选对虚高到两万七千多对，反而掩盖了这个真实问题。本版改用真实标题语料扩展规模。）</w:t>
       </w:r>
     </w:p>
     <w:p>
@@ -15460,10 +16219,69 @@
       <w:r>
         <w:rPr>
           <w:rFonts w:ascii="微软雅黑" w:hAnsi="微软雅黑" w:eastAsia="微软雅黑"/>
+          <w:b/>
+          <w:sz w:val="21"/>
+        </w:rPr>
+        <w:t>为什么要锁到 SHA-256</w:t>
+      </w:r>
+      <w:r>
+        <w:rPr>
+          <w:rFonts w:ascii="微软雅黑" w:hAnsi="微软雅黑" w:eastAsia="微软雅黑"/>
           <w:b w:val="0"/>
           <w:sz w:val="21"/>
         </w:rPr>
-        <w:t>**为什么要锁到 SHA-256**：同为“腾讯 AI Lab 200 维轻量版”的不同文件，词表内容与向量值可能不同，仅凭文件名与词数无法独立核验。上表数值由 `exp2_wordvec.py` 在运行时对模型文件现场计算，并写入 `out/results_summary_wordvec.json` 的 `model` 字段，可用于独立比对。</w:t>
+        <w:t xml:space="preserve">：同为“腾讯 AI Lab 200 维轻量版”的不同文件，词表内容与向量值可能不同，仅凭文件名与词数无法独立核验。上表数值由 </w:t>
+      </w:r>
+      <w:r>
+        <w:rPr>
+          <w:rFonts w:ascii="Consolas" w:hAnsi="Consolas" w:eastAsia="Consolas"/>
+          <w:b w:val="0"/>
+          <w:sz w:val="20"/>
+          <w:shd w:val="clear" w:fill="F2F2F2"/>
+        </w:rPr>
+        <w:t>exp2_wordvec.py</w:t>
+      </w:r>
+      <w:r>
+        <w:rPr>
+          <w:rFonts w:ascii="微软雅黑" w:hAnsi="微软雅黑" w:eastAsia="微软雅黑"/>
+          <w:b w:val="0"/>
+          <w:sz w:val="21"/>
+        </w:rPr>
+        <w:t xml:space="preserve"> 在运行时对模型文件现场计算，并写入 </w:t>
+      </w:r>
+      <w:r>
+        <w:rPr>
+          <w:rFonts w:ascii="Consolas" w:hAnsi="Consolas" w:eastAsia="Consolas"/>
+          <w:b w:val="0"/>
+          <w:sz w:val="20"/>
+          <w:shd w:val="clear" w:fill="F2F2F2"/>
+        </w:rPr>
+        <w:t>out/results_summary_wordvec.json</w:t>
+      </w:r>
+      <w:r>
+        <w:rPr>
+          <w:rFonts w:ascii="微软雅黑" w:hAnsi="微软雅黑" w:eastAsia="微软雅黑"/>
+          <w:b w:val="0"/>
+          <w:sz w:val="21"/>
+        </w:rPr>
+        <w:t xml:space="preserve"> 的 </w:t>
+      </w:r>
+      <w:r>
+        <w:rPr>
+          <w:rFonts w:ascii="Consolas" w:hAnsi="Consolas" w:eastAsia="Consolas"/>
+          <w:b w:val="0"/>
+          <w:sz w:val="20"/>
+          <w:shd w:val="clear" w:fill="F2F2F2"/>
+        </w:rPr>
+        <w:t>model</w:t>
+      </w:r>
+      <w:r>
+        <w:rPr>
+          <w:rFonts w:ascii="微软雅黑" w:hAnsi="微软雅黑" w:eastAsia="微软雅黑"/>
+          <w:b w:val="0"/>
+          <w:sz w:val="21"/>
+        </w:rPr>
+        <w:t xml:space="preserve"> 字段，可用于独立比对。</w:t>
       </w:r>
     </w:p>
     <w:p>
@@ -15683,7 +16501,23 @@
           <w:b w:val="0"/>
           <w:sz w:val="21"/>
         </w:rPr>
-        <w:t>代码要点：元信息块与正文之间有一个空行，必须按**首个空行**切分。早期实现用 raw.split("\n", 3)[3] 取正文，只切掉 3 个换行，结果把 news20 特有的 group= / rewrite= 两行当成正文词混入文档（实测 doc 01 的正文以“group=R1\nrewrite=\n\n\n智东西…”开头），会虚增词表覆盖率。本实验的三个主题目录没有这两行，因此主题文档向量结果不受影响，但该缺陷一旦遇到带标注的语料就会污染向量。</w:t>
+        <w:t>代码要点：元信息块与正文之间有一个空行，必须按</w:t>
+      </w:r>
+      <w:r>
+        <w:rPr>
+          <w:rFonts w:ascii="微软雅黑" w:hAnsi="微软雅黑" w:eastAsia="微软雅黑"/>
+          <w:b/>
+          <w:sz w:val="21"/>
+        </w:rPr>
+        <w:t>首个空行</w:t>
+      </w:r>
+      <w:r>
+        <w:rPr>
+          <w:rFonts w:ascii="微软雅黑" w:hAnsi="微软雅黑" w:eastAsia="微软雅黑"/>
+          <w:b w:val="0"/>
+          <w:sz w:val="21"/>
+        </w:rPr>
+        <w:t>切分。早期实现用 raw.split("\n", 3)[3] 取正文，只切掉 3 个换行，结果把 news20 特有的 group= / rewrite= 两行当成正文词混入文档（实测 doc 01 的正文以“group=R1\nrewrite=\n\n\n智东西…”开头），会虚增词表覆盖率。本实验的三个主题目录没有这两行，因此主题文档向量结果不受影响，但该缺陷一旦遇到带标注的语料就会污染向量。</w:t>
       </w:r>
     </w:p>
     <w:p>
@@ -17418,7 +18252,47 @@
           <w:b w:val="0"/>
           <w:sz w:val="21"/>
         </w:rPr>
-        <w:t>语义推理：6 组类比中 4 组完全命中（国王−男人+女人→王后、北京−中国+法国→巴黎、中国−北京+伦敦→英国、儿子−父亲+母亲→女儿）。其余 2 组虽未命中期望词，但 Top-3 全部落在同一语义场（医生−医院+学校 返回“学生(0.793)”；白天−太阳+月亮 返回“夜里(0.744)”）。这说明词向量的语义结构确实成立，类比推理未命中的常见原因是：这类词在训练语料中的搭配分布更集中在近义/上位词上，即向量的“最近邻”语义场正确、但线性偏移量不足以精确指向某一个特定词。**需要特别说明（复现审计 M5）**：初版把“父亲−儿子+母亲→女儿”作为模型缺陷的例子，但该方向写反了——与“国王→王后”同理，正确的类比应是“儿子−父亲+母亲≈女儿”（同为辈分关系、男→女）。本版按正确方向重做后，该组**命中“女儿”**（相似度 0.857）；同理“太阳−白天+月亮”改为“白天−太阳+月亮”后返回“夜里/夜间/前半夜”，语义场正确。**错误的类比方向不能用来诊断模型能力问题。**</w:t>
+        <w:t>语义推理：6 组类比中 4 组完全命中（国王−男人+女人→王后、北京−中国+法国→巴黎、中国−北京+伦敦→英国、儿子−父亲+母亲→女儿）。其余 2 组虽未命中期望词，但 Top-3 全部落在同一语义场（医生−医院+学校 返回“学生(0.793)”；白天−太阳+月亮 返回“夜里(0.744)”）。这说明词向量的语义结构确实成立，类比推理未命中的常见原因是：这类词在训练语料中的搭配分布更集中在近义/上位词上，即向量的“最近邻”语义场正确、但线性偏移量不足以精确指向某一个特定词。</w:t>
+      </w:r>
+      <w:r>
+        <w:rPr>
+          <w:rFonts w:ascii="微软雅黑" w:hAnsi="微软雅黑" w:eastAsia="微软雅黑"/>
+          <w:b/>
+          <w:sz w:val="21"/>
+        </w:rPr>
+        <w:t>需要特别说明（复现审计 M5）</w:t>
+      </w:r>
+      <w:r>
+        <w:rPr>
+          <w:rFonts w:ascii="微软雅黑" w:hAnsi="微软雅黑" w:eastAsia="微软雅黑"/>
+          <w:b w:val="0"/>
+          <w:sz w:val="21"/>
+        </w:rPr>
+        <w:t>：初版把“父亲−儿子+母亲→女儿”作为模型缺陷的例子，但该方向写反了——与“国王→王后”同理，正确的类比应是“儿子−父亲+母亲≈女儿”（同为辈分关系、男→女）。本版按正确方向重做后，该组</w:t>
+      </w:r>
+      <w:r>
+        <w:rPr>
+          <w:rFonts w:ascii="微软雅黑" w:hAnsi="微软雅黑" w:eastAsia="微软雅黑"/>
+          <w:b/>
+          <w:sz w:val="21"/>
+        </w:rPr>
+        <w:t>命中“女儿”</w:t>
+      </w:r>
+      <w:r>
+        <w:rPr>
+          <w:rFonts w:ascii="微软雅黑" w:hAnsi="微软雅黑" w:eastAsia="微软雅黑"/>
+          <w:b w:val="0"/>
+          <w:sz w:val="21"/>
+        </w:rPr>
+        <w:t>（相似度 0.857）；同理“太阳−白天+月亮”改为“白天−太阳+月亮”后返回“夜里/夜间/前半夜”，语义场正确。</w:t>
+      </w:r>
+      <w:r>
+        <w:rPr>
+          <w:rFonts w:ascii="微软雅黑" w:hAnsi="微软雅黑" w:eastAsia="微软雅黑"/>
+          <w:b/>
+          <w:sz w:val="21"/>
+        </w:rPr>
+        <w:t>错误的类比方向不能用来诊断模型能力问题。</w:t>
       </w:r>
     </w:p>
     <w:p>
@@ -17446,7 +18320,23 @@
           <w:b w:val="0"/>
           <w:sz w:val="21"/>
         </w:rPr>
-        <w:t>文档向量质量：类内平均相似度 0.9081 高于类间 0.7993，说明 200 维平均池化向量已能区分主题；KMeans 聚类纯度达 0.9800、ARI 0.9406。**这里必须纠正初版对混淆矩阵的误读**（行=真实主题，列=簇 0/1/2）：由数据算出的「簇→多数主题」映射为 簇0→科技(n=51)、簇1→娱乐(n=52)、簇2→体育(n=47)。即簇 0 就是科技、簇 1 就是娱乐、簇 2 就是体育，科技与娱乐各自被一个簇完整吸收，体育有 47 篇落在体育簇、2 篇落到娱乐簇、1 篇落到科技簇。因此并不是“体育被整类错分到娱乐簇”，而是体育内部本身不够紧凑（人物故事、赛事花絮用词与娱乐重叠），这也解释了为何类间相似度（0.7993）整体偏高。另需说明：本版对文档向量做了 L2 归一化后再聚类，使 KMeans 的欧氏距离与余弦相似度口径一致（||a−b||²=2−2cos）。归一化是实测有益的：不归一化时 Purity/ARI 为 0.9400/0.8319，归一化后提升到 0.9800/0.9406。</w:t>
+        <w:t>文档向量质量：类内平均相似度 0.9081 高于类间 0.7993，说明 200 维平均池化向量已能区分主题；KMeans 聚类纯度达 0.9800、ARI 0.9406。</w:t>
+      </w:r>
+      <w:r>
+        <w:rPr>
+          <w:rFonts w:ascii="微软雅黑" w:hAnsi="微软雅黑" w:eastAsia="微软雅黑"/>
+          <w:b/>
+          <w:sz w:val="21"/>
+        </w:rPr>
+        <w:t>这里必须纠正初版对混淆矩阵的误读</w:t>
+      </w:r>
+      <w:r>
+        <w:rPr>
+          <w:rFonts w:ascii="微软雅黑" w:hAnsi="微软雅黑" w:eastAsia="微软雅黑"/>
+          <w:b w:val="0"/>
+          <w:sz w:val="21"/>
+        </w:rPr>
+        <w:t>（行=真实主题，列=簇 0/1/2）：由数据算出的「簇→多数主题」映射为 簇0→科技(n=51)、簇1→娱乐(n=52)、簇2→体育(n=47)。即簇 0 就是科技、簇 1 就是娱乐、簇 2 就是体育，科技与娱乐各自被一个簇完整吸收，体育有 47 篇落在体育簇、2 篇落到娱乐簇、1 篇落到科技簇。因此并不是“体育被整类错分到娱乐簇”，而是体育内部本身不够紧凑（人物故事、赛事花絮用词与娱乐重叠），这也解释了为何类间相似度（0.7993）整体偏高。另需说明：本版对文档向量做了 L2 归一化后再聚类，使 KMeans 的欧氏距离与余弦相似度口径一致（||a−b||²=2−2cos）。归一化是实测有益的：不归一化时 Purity/ARI 为 0.9400/0.8319，归一化后提升到 0.9800/0.9406。</w:t>
       </w:r>
     </w:p>
     <w:p>
@@ -18391,10 +19281,34 @@
       <w:r>
         <w:rPr>
           <w:rFonts w:ascii="微软雅黑" w:hAnsi="微软雅黑" w:eastAsia="微软雅黑"/>
+          <w:b/>
+          <w:sz w:val="21"/>
+        </w:rPr>
+        <w:t>金标准分层（本实验关键的评估口径）</w:t>
+      </w:r>
+      <w:r>
+        <w:rPr>
+          <w:rFonts w:ascii="微软雅黑" w:hAnsi="微软雅黑" w:eastAsia="微软雅黑"/>
           <w:b w:val="0"/>
           <w:sz w:val="21"/>
         </w:rPr>
-        <w:t>**金标准分层（本实验关键的评估口径）**：组内词级 Jaccard 显示数据天然分成两档——改写簇 R1/R2 为 0.961~1.00（几乎同文，属真正的“近似重复”），而同事件不同报道 D1/D2 只有 0.153~0.259（事件相同但文本几乎不重叠）。两者完全分离：改写簇最小 0.9609 &gt; 同事件簇最大 0.2593。把两者混在同一条 P/R/F1 里统计，会让召回率被系统性压低、掩盖方法差异。因此本实验把正样本定义为**改写簇组内对（12 对）**，并同时给出“初版混合口径（所有同组对，21 对）”的结果以便对照。</w:t>
+        <w:t>：组内词级 Jaccard 显示数据天然分成两档——改写簇 R1/R2 为 0.961~1.00（几乎同文，属真正的“近似重复”），而同事件不同报道 D1/D2 只有 0.153~0.259（事件相同但文本几乎不重叠）。两者完全分离：改写簇最小 0.9609 &gt; 同事件簇最大 0.2593。把两者混在同一条 P/R/F1 里统计，会让召回率被系统性压低、掩盖方法差异。因此本实验把正样本定义为</w:t>
+      </w:r>
+      <w:r>
+        <w:rPr>
+          <w:rFonts w:ascii="微软雅黑" w:hAnsi="微软雅黑" w:eastAsia="微软雅黑"/>
+          <w:b/>
+          <w:sz w:val="21"/>
+        </w:rPr>
+        <w:t>改写簇组内对（12 对）</w:t>
+      </w:r>
+      <w:r>
+        <w:rPr>
+          <w:rFonts w:ascii="微软雅黑" w:hAnsi="微软雅黑" w:eastAsia="微软雅黑"/>
+          <w:b w:val="0"/>
+          <w:sz w:val="21"/>
+        </w:rPr>
+        <w:t>，并同时给出“初版混合口径（所有同组对，21 对）”的结果以便对照。</w:t>
       </w:r>
     </w:p>
     <w:p>
@@ -18829,10 +19743,68 @@
       <w:r>
         <w:rPr>
           <w:rFonts w:ascii="微软雅黑" w:hAnsi="微软雅黑" w:eastAsia="微软雅黑"/>
+          <w:b/>
+          <w:sz w:val="21"/>
+        </w:rPr>
+        <w:t>关键澄清</w:t>
+      </w:r>
+      <w:r>
+        <w:rPr>
+          <w:rFonts w:ascii="微软雅黑" w:hAnsi="微软雅黑" w:eastAsia="微软雅黑"/>
           <w:b w:val="0"/>
           <w:sz w:val="21"/>
         </w:rPr>
-        <w:t>**关键澄清**：把 D1/D2/D3 排除出正样本，**不等于已确认它们是负样本**。“文本是否近似重复”与“是否报道同一事件”是两个不同任务——D1/D2 在“同事件检索”任务中仍然是相关的正例，只是不属于本次“近似去重”的评估目标。本版同时输出 `gold_version` 与 `gold_sha256`（2fdab6c9c682256f…），以避免代码与报告引用不同版本的真值。</w:t>
+        <w:t>：把 D1/D2/D3 排除出正样本，</w:t>
+      </w:r>
+      <w:r>
+        <w:rPr>
+          <w:rFonts w:ascii="微软雅黑" w:hAnsi="微软雅黑" w:eastAsia="微软雅黑"/>
+          <w:b/>
+          <w:sz w:val="21"/>
+        </w:rPr>
+        <w:t>不等于已确认它们是负样本</w:t>
+      </w:r>
+      <w:r>
+        <w:rPr>
+          <w:rFonts w:ascii="微软雅黑" w:hAnsi="微软雅黑" w:eastAsia="微软雅黑"/>
+          <w:b w:val="0"/>
+          <w:sz w:val="21"/>
+        </w:rPr>
+        <w:t xml:space="preserve">。“文本是否近似重复”与“是否报道同一事件”是两个不同任务——D1/D2 在“同事件检索”任务中仍然是相关的正例，只是不属于本次“近似去重”的评估目标。本版同时输出 </w:t>
+      </w:r>
+      <w:r>
+        <w:rPr>
+          <w:rFonts w:ascii="Consolas" w:hAnsi="Consolas" w:eastAsia="Consolas"/>
+          <w:b w:val="0"/>
+          <w:sz w:val="20"/>
+          <w:shd w:val="clear" w:fill="F2F2F2"/>
+        </w:rPr>
+        <w:t>gold_version</w:t>
+      </w:r>
+      <w:r>
+        <w:rPr>
+          <w:rFonts w:ascii="微软雅黑" w:hAnsi="微软雅黑" w:eastAsia="微软雅黑"/>
+          <w:b w:val="0"/>
+          <w:sz w:val="21"/>
+        </w:rPr>
+        <w:t xml:space="preserve"> 与 </w:t>
+      </w:r>
+      <w:r>
+        <w:rPr>
+          <w:rFonts w:ascii="Consolas" w:hAnsi="Consolas" w:eastAsia="Consolas"/>
+          <w:b w:val="0"/>
+          <w:sz w:val="20"/>
+          <w:shd w:val="clear" w:fill="F2F2F2"/>
+        </w:rPr>
+        <w:t>gold_sha256</w:t>
+      </w:r>
+      <w:r>
+        <w:rPr>
+          <w:rFonts w:ascii="微软雅黑" w:hAnsi="微软雅黑" w:eastAsia="微软雅黑"/>
+          <w:b w:val="0"/>
+          <w:sz w:val="21"/>
+        </w:rPr>
+        <w:t>（2fdab6c9c682256f…），以避免代码与报告引用不同版本的真值。</w:t>
       </w:r>
     </w:p>
     <w:p>
@@ -18843,10 +19815,98 @@
       <w:r>
         <w:rPr>
           <w:rFonts w:ascii="微软雅黑" w:hAnsi="微软雅黑" w:eastAsia="微软雅黑"/>
+          <w:b/>
+          <w:sz w:val="21"/>
+        </w:rPr>
+        <w:t>另一处必须说明的方法论问题</w:t>
+      </w:r>
+      <w:r>
+        <w:rPr>
+          <w:rFonts w:ascii="微软雅黑" w:hAnsi="微软雅黑" w:eastAsia="微软雅黑"/>
           <w:b w:val="0"/>
           <w:sz w:val="21"/>
         </w:rPr>
-        <w:t>**另一处必须说明的方法论问题**：D3（已确认是**不同事件**）的组内相似度为 0.173，区间 [0.136, 0.227]；而 D1/D2（同一事件）为 [0.144, 0.259]——**两者区间重叠**。也就是说，**仅凭相似度分数无法把“同事件不同报道”与“不同事件”分开**。本实验的分层依据是**内容事实**（15 号是女子现代五项团体夺金，16/17 号是男子铁人三项摘银：不同项目、不同运动员、不同奖牌），而不是某个分数阈值。这恰恰说明：**评估集的分层必须靠人工判读，不能指望用相似度自动切分**；也说明本数据集的“事件级”标注仍需人工复核。</w:t>
+        <w:t>：D3（已确认是</w:t>
+      </w:r>
+      <w:r>
+        <w:rPr>
+          <w:rFonts w:ascii="微软雅黑" w:hAnsi="微软雅黑" w:eastAsia="微软雅黑"/>
+          <w:b/>
+          <w:sz w:val="21"/>
+        </w:rPr>
+        <w:t>不同事件</w:t>
+      </w:r>
+      <w:r>
+        <w:rPr>
+          <w:rFonts w:ascii="微软雅黑" w:hAnsi="微软雅黑" w:eastAsia="微软雅黑"/>
+          <w:b w:val="0"/>
+          <w:sz w:val="21"/>
+        </w:rPr>
+        <w:t>）的组内相似度为 0.173，区间 [0.136, 0.227]；而 D1/D2（同一事件）为 [0.144, 0.259]——</w:t>
+      </w:r>
+      <w:r>
+        <w:rPr>
+          <w:rFonts w:ascii="微软雅黑" w:hAnsi="微软雅黑" w:eastAsia="微软雅黑"/>
+          <w:b/>
+          <w:sz w:val="21"/>
+        </w:rPr>
+        <w:t>两者区间重叠</w:t>
+      </w:r>
+      <w:r>
+        <w:rPr>
+          <w:rFonts w:ascii="微软雅黑" w:hAnsi="微软雅黑" w:eastAsia="微软雅黑"/>
+          <w:b w:val="0"/>
+          <w:sz w:val="21"/>
+        </w:rPr>
+        <w:t>。也就是说，</w:t>
+      </w:r>
+      <w:r>
+        <w:rPr>
+          <w:rFonts w:ascii="微软雅黑" w:hAnsi="微软雅黑" w:eastAsia="微软雅黑"/>
+          <w:b/>
+          <w:sz w:val="21"/>
+        </w:rPr>
+        <w:t>仅凭相似度分数无法把“同事件不同报道”与“不同事件”分开</w:t>
+      </w:r>
+      <w:r>
+        <w:rPr>
+          <w:rFonts w:ascii="微软雅黑" w:hAnsi="微软雅黑" w:eastAsia="微软雅黑"/>
+          <w:b w:val="0"/>
+          <w:sz w:val="21"/>
+        </w:rPr>
+        <w:t>。本实验的分层依据是</w:t>
+      </w:r>
+      <w:r>
+        <w:rPr>
+          <w:rFonts w:ascii="微软雅黑" w:hAnsi="微软雅黑" w:eastAsia="微软雅黑"/>
+          <w:b/>
+          <w:sz w:val="21"/>
+        </w:rPr>
+        <w:t>内容事实</w:t>
+      </w:r>
+      <w:r>
+        <w:rPr>
+          <w:rFonts w:ascii="微软雅黑" w:hAnsi="微软雅黑" w:eastAsia="微软雅黑"/>
+          <w:b w:val="0"/>
+          <w:sz w:val="21"/>
+        </w:rPr>
+        <w:t>（15 号是女子现代五项团体夺金，16/17 号是男子铁人三项摘银：不同项目、不同运动员、不同奖牌），而不是某个分数阈值。这恰恰说明：</w:t>
+      </w:r>
+      <w:r>
+        <w:rPr>
+          <w:rFonts w:ascii="微软雅黑" w:hAnsi="微软雅黑" w:eastAsia="微软雅黑"/>
+          <w:b/>
+          <w:sz w:val="21"/>
+        </w:rPr>
+        <w:t>评估集的分层必须靠人工判读，不能指望用相似度自动切分</w:t>
+      </w:r>
+      <w:r>
+        <w:rPr>
+          <w:rFonts w:ascii="微软雅黑" w:hAnsi="微软雅黑" w:eastAsia="微软雅黑"/>
+          <w:b w:val="0"/>
+          <w:sz w:val="21"/>
+        </w:rPr>
+        <w:t>；也说明本数据集的“事件级”标注仍需人工复核。</w:t>
       </w:r>
     </w:p>
     <w:p>
@@ -19601,10 +20661,34 @@
       <w:r>
         <w:rPr>
           <w:rFonts w:ascii="微软雅黑" w:hAnsi="微软雅黑" w:eastAsia="微软雅黑"/>
+          <w:b/>
+          <w:sz w:val="21"/>
+        </w:rPr>
+        <w:t>核心比较的结论需要如实说明</w:t>
+      </w:r>
+      <w:r>
+        <w:rPr>
+          <w:rFonts w:ascii="微软雅黑" w:hAnsi="微软雅黑" w:eastAsia="微软雅黑"/>
           <w:b w:val="0"/>
           <w:sz w:val="21"/>
         </w:rPr>
-        <w:t>**核心比较的结论需要如实说明**：在本数据集上，加权方案的 F1 = 0.737 略低于等权方案的 0.957，即 **TF-IDF 加权没有带来优势**。两者的查准率都是 1.000（零误报），差距在查全率：等权 0.917 vs 加权 0.583。作业要求的是“对比”而非“加权必须更好”，因此本实验如实报告该结果并分析原因（见 5.2.6）。</w:t>
+        <w:t xml:space="preserve">：在本数据集上，加权方案的 F1 = 0.737 略低于等权方案的 0.957，即 </w:t>
+      </w:r>
+      <w:r>
+        <w:rPr>
+          <w:rFonts w:ascii="微软雅黑" w:hAnsi="微软雅黑" w:eastAsia="微软雅黑"/>
+          <w:b/>
+          <w:sz w:val="21"/>
+        </w:rPr>
+        <w:t>TF-IDF 加权没有带来优势</w:t>
+      </w:r>
+      <w:r>
+        <w:rPr>
+          <w:rFonts w:ascii="微软雅黑" w:hAnsi="微软雅黑" w:eastAsia="微软雅黑"/>
+          <w:b w:val="0"/>
+          <w:sz w:val="21"/>
+        </w:rPr>
+        <w:t>。两者的查准率都是 1.000（零误报），差距在查全率：等权 0.917 vs 加权 0.583。作业要求的是“对比”而非“加权必须更好”，因此本实验如实报告该结果并分析原因（见 5.2.6）。</w:t>
       </w:r>
     </w:p>
     <w:p>
@@ -19615,10 +20699,34 @@
       <w:r>
         <w:rPr>
           <w:rFonts w:ascii="微软雅黑" w:hAnsi="微软雅黑" w:eastAsia="微软雅黑"/>
+          <w:b/>
+          <w:sz w:val="21"/>
+        </w:rPr>
+        <w:t>为什么还需要更细的对照</w:t>
+      </w:r>
+      <w:r>
+        <w:rPr>
+          <w:rFonts w:ascii="微软雅黑" w:hAnsi="微软雅黑" w:eastAsia="微软雅黑"/>
           <w:b w:val="0"/>
           <w:sz w:val="21"/>
         </w:rPr>
-        <w:t>**为什么还需要更细的对照**：初版把“等权”实现成「按词元逐次投票、每次权重又取该词总词频」，使一个出现 m 次的词总贡献达到 m²，这个基线本身是不干净的，因此不能只凭上面两行就下结论。为定位原因，本实验把「投票单位」与「权重来源」拆成两个正交维度做了完整因子对照——**完整对照表与消融分析见附录 7.5 节**，正文只给结论。</w:t>
+        <w:t>：初版把“等权”实现成「按词元逐次投票、每次权重又取该词总词频」，使一个出现 m 次的词总贡献达到 m²，这个基线本身是不干净的，因此不能只凭上面两行就下结论。为定位原因，本实验把「投票单位」与「权重来源」拆成两个正交维度做了完整因子对照——</w:t>
+      </w:r>
+      <w:r>
+        <w:rPr>
+          <w:rFonts w:ascii="微软雅黑" w:hAnsi="微软雅黑" w:eastAsia="微软雅黑"/>
+          <w:b/>
+          <w:sz w:val="21"/>
+        </w:rPr>
+        <w:t>完整对照表与消融分析见附录 7.5 节</w:t>
+      </w:r>
+      <w:r>
+        <w:rPr>
+          <w:rFonts w:ascii="微软雅黑" w:hAnsi="微软雅黑" w:eastAsia="微软雅黑"/>
+          <w:b w:val="0"/>
+          <w:sz w:val="21"/>
+        </w:rPr>
+        <w:t>，正文只给结论。</w:t>
       </w:r>
     </w:p>
     <w:p>
@@ -20432,7 +21540,23 @@
           <w:b w:val="0"/>
           <w:sz w:val="21"/>
         </w:rPr>
-        <w:t>完整阈值扫描表见附录 7.5 节。需要说明的是：本样本上多个方案的查准率在阈值 0~10 全程恒定，即放宽阈值只增加召回、**未观察到“召回换查准”**，因此只能说“本数据集上提高阈值同时提升了 F1”。</w:t>
+        <w:t>完整阈值扫描表见附录 7.5 节。需要说明的是：本样本上多个方案的查准率在阈值 0~10 全程恒定，即放宽阈值只增加召回、</w:t>
+      </w:r>
+      <w:r>
+        <w:rPr>
+          <w:rFonts w:ascii="微软雅黑" w:hAnsi="微软雅黑" w:eastAsia="微软雅黑"/>
+          <w:b/>
+          <w:sz w:val="21"/>
+        </w:rPr>
+        <w:t>未观察到“召回换查准”</w:t>
+      </w:r>
+      <w:r>
+        <w:rPr>
+          <w:rFonts w:ascii="微软雅黑" w:hAnsi="微软雅黑" w:eastAsia="微软雅黑"/>
+          <w:b w:val="0"/>
+          <w:sz w:val="21"/>
+        </w:rPr>
+        <w:t>，因此只能说“本数据集上提高阈值同时提升了 F1”。</w:t>
       </w:r>
     </w:p>
     <w:p>
@@ -20456,10 +21580,144 @@
       <w:r>
         <w:rPr>
           <w:rFonts w:ascii="微软雅黑" w:hAnsi="微软雅黑" w:eastAsia="微软雅黑"/>
+          <w:b/>
+          <w:sz w:val="21"/>
+        </w:rPr>
+        <w:t>最重要的结论：初版“TF-IDF 加权优于等权”的说法不成立。</w:t>
+      </w:r>
+      <w:r>
+        <w:rPr>
+          <w:rFonts w:ascii="微软雅黑" w:hAnsi="微软雅黑" w:eastAsia="微软雅黑"/>
           <w:b w:val="0"/>
           <w:sz w:val="21"/>
         </w:rPr>
-        <w:t>**最重要的结论：初版“TF-IDF 加权优于等权”的说法不成立。** 复现审计指出初版两种实现的投票单位都不干净——等权分支按词元出现逐次投票、而每次的权重又取该词的总词频，一个出现 m 次的词总贡献为 m²；加权分支同样按词元累加已含 TF 的 TF-IDF，也是 m²·IDF。本版把「投票单位」与「权重来源」拆成两个正交维度做完整对照（表 5-8）：在**每词元**投票下，等权 0.957、TF 0.267（FP=66）、TF-IDF 0.358（FP=43）；而在**每唯一词**投票下，等权 1.000、TF 0.957、TF-IDF 0.737。**但“按词元投票导致失败”这个说法过强，必须修正。** 审计指出：每次词出现投一票本身就是一种正常的词频加权实现；而且存在一个代数等价关系——出现 m 次的词，在「每词元×等权1」下投 m 次票、每次权重 1（总贡献 m），在「每唯一词×TF」下投 1 次票、权重 m（总贡献也是 m），**两者应产生完全相同的指纹**。本实验直接比对了两者的 64 位指纹：20/20 篇逐位完全相同（见 out/results_summary_simhash.json 的 equivalence 字段与 tools/verify_equivalence.py）。这说明 A1 与 B2 在对照表里**是同一个方案，重复列不能当作两份独立证据**。真正的问题不是“按词元投票”本身，而是初版把「权重已含词频」与「按词元重复投票」叠在一起形成 m²，却对外描述成“只计一次 TF 的等权方案”。</w:t>
+        <w:t xml:space="preserve"> 复现审计指出初版两种实现的投票单位都不干净——等权分支按词元出现逐次投票、而每次的权重又取该词的总词频，一个出现 m 次的词总贡献为 m²；加权分支同样按词元累加已含 TF 的 TF-IDF，也是 m²·IDF。本版把「投票单位」与「权重来源」拆成两个正交维度做完整对照（表 5-8）：在</w:t>
+      </w:r>
+      <w:r>
+        <w:rPr>
+          <w:rFonts w:ascii="微软雅黑" w:hAnsi="微软雅黑" w:eastAsia="微软雅黑"/>
+          <w:b/>
+          <w:sz w:val="21"/>
+        </w:rPr>
+        <w:t>每词元</w:t>
+      </w:r>
+      <w:r>
+        <w:rPr>
+          <w:rFonts w:ascii="微软雅黑" w:hAnsi="微软雅黑" w:eastAsia="微软雅黑"/>
+          <w:b w:val="0"/>
+          <w:sz w:val="21"/>
+        </w:rPr>
+        <w:t>投票下，等权 0.957、TF 0.267（FP=66）、TF-IDF 0.358（FP=43）；而在</w:t>
+      </w:r>
+      <w:r>
+        <w:rPr>
+          <w:rFonts w:ascii="微软雅黑" w:hAnsi="微软雅黑" w:eastAsia="微软雅黑"/>
+          <w:b/>
+          <w:sz w:val="21"/>
+        </w:rPr>
+        <w:t>每唯一词</w:t>
+      </w:r>
+      <w:r>
+        <w:rPr>
+          <w:rFonts w:ascii="微软雅黑" w:hAnsi="微软雅黑" w:eastAsia="微软雅黑"/>
+          <w:b w:val="0"/>
+          <w:sz w:val="21"/>
+        </w:rPr>
+        <w:t>投票下，等权 1.000、TF 0.957、TF-IDF 0.737。</w:t>
+      </w:r>
+      <w:r>
+        <w:rPr>
+          <w:rFonts w:ascii="微软雅黑" w:hAnsi="微软雅黑" w:eastAsia="微软雅黑"/>
+          <w:b/>
+          <w:sz w:val="21"/>
+        </w:rPr>
+        <w:t>但“按词元投票导致失败”这个说法过强，必须修正。</w:t>
+      </w:r>
+      <w:r>
+        <w:rPr>
+          <w:rFonts w:ascii="微软雅黑" w:hAnsi="微软雅黑" w:eastAsia="微软雅黑"/>
+          <w:b w:val="0"/>
+          <w:sz w:val="21"/>
+        </w:rPr>
+        <w:t xml:space="preserve"> 审计指出：每次词出现投一票本身就是一种正常的词频加权实现；而且存在一个代数等价关系——出现 m 次的词，在「每词元×等权1」下投 m 次票、每次权重 1（总贡献 m），在「每唯一词×TF」下投 1 次票、权重 m（总贡献也是 m），</w:t>
+      </w:r>
+      <w:r>
+        <w:rPr>
+          <w:rFonts w:ascii="微软雅黑" w:hAnsi="微软雅黑" w:eastAsia="微软雅黑"/>
+          <w:b/>
+          <w:sz w:val="21"/>
+        </w:rPr>
+        <w:t>两者应产生完全相同的指纹</w:t>
+      </w:r>
+      <w:r>
+        <w:rPr>
+          <w:rFonts w:ascii="微软雅黑" w:hAnsi="微软雅黑" w:eastAsia="微软雅黑"/>
+          <w:b w:val="0"/>
+          <w:sz w:val="21"/>
+        </w:rPr>
+        <w:t>。本实验直接比对了两者的 64 位指纹：20/20 篇逐位完全相同（见 out/results_summary_simhash.json 的 equivalence 字段与 tools/verify_equivalence.py）。这说明 A1 与 B2 在对照表里</w:t>
+      </w:r>
+      <w:r>
+        <w:rPr>
+          <w:rFonts w:ascii="微软雅黑" w:hAnsi="微软雅黑" w:eastAsia="微软雅黑"/>
+          <w:b/>
+          <w:sz w:val="21"/>
+        </w:rPr>
+        <w:t>是同一个方案，重复列不能当作两份独立证据</w:t>
+      </w:r>
+      <w:r>
+        <w:rPr>
+          <w:rFonts w:ascii="微软雅黑" w:hAnsi="微软雅黑" w:eastAsia="微软雅黑"/>
+          <w:b w:val="0"/>
+          <w:sz w:val="21"/>
+        </w:rPr>
+        <w:t>。真正的问题不是“按词元投票”本身，而是初版把「权重已含词频」与「按词元重复投票」叠在一起形成 m²，却对外描述成“只计一次 TF 的等权方案”。</w:t>
+      </w:r>
+    </w:p>
+    <w:p>
+      <w:pPr>
+        <w:spacing w:after="80" w:line="324" w:lineRule="auto"/>
+        <w:ind w:firstLine="420"/>
+      </w:pPr>
+      <w:r>
+        <w:rPr>
+          <w:rFonts w:ascii="微软雅黑" w:hAnsi="微软雅黑" w:eastAsia="微软雅黑"/>
+          <w:b/>
+          <w:sz w:val="21"/>
+        </w:rPr>
+        <w:t>关于 IDF：不能说“IDF 有害”，正确说法是“TF 与 IDF 都使召回下降，合并使用降幅最大”。</w:t>
+      </w:r>
+      <w:r>
+        <w:rPr>
+          <w:rFonts w:ascii="微软雅黑" w:hAnsi="微软雅黑" w:eastAsia="微软雅黑"/>
+          <w:b w:val="0"/>
+          <w:sz w:val="21"/>
+        </w:rPr>
+        <w:t>审计指出 B1（权重=1）与 B3（权重=m·IDF）同时改变了 TF 和 IDF，无法单独归因。为此本实验新增两个只含 IDF 的对照 B4/B5（权重=IDF，不含 TF），隔离结果如下：B1 等权 R=1.000 → B2 加 TF R=0.917（TF 的影响）→ B4 仅 IDF R=0.750（去 TF、只看 IDF）→ B3 TF+IDF R=0.583（合并）。即在等权基线（R=1.000）之上，</w:t>
+      </w:r>
+      <w:r>
+        <w:rPr>
+          <w:rFonts w:ascii="微软雅黑" w:hAnsi="微软雅黑" w:eastAsia="微软雅黑"/>
+          <w:b/>
+          <w:sz w:val="21"/>
+        </w:rPr>
+        <w:t>TF 与 IDF 单独都会降低召回，二者叠加降幅最大</w:t>
+      </w:r>
+      <w:r>
+        <w:rPr>
+          <w:rFonts w:ascii="微软雅黑" w:hAnsi="微软雅黑" w:eastAsia="微软雅黑"/>
+          <w:b w:val="0"/>
+          <w:sz w:val="21"/>
+        </w:rPr>
+        <w:t>——但相对基线都只是小幅下降，并非“IDF 破坏了指纹”。一个可能的解释是：加权后指纹更依赖少数高权重词，对改写簇内部的中低频内容词变动更敏感（64 位里变化超过 3 位即判不重复）；而等权让大量中频词共同投票，指纹更稳健。</w:t>
+      </w:r>
+      <w:r>
+        <w:rPr>
+          <w:rFonts w:ascii="微软雅黑" w:hAnsi="微软雅黑" w:eastAsia="微软雅黑"/>
+          <w:b/>
+          <w:sz w:val="21"/>
+        </w:rPr>
+        <w:t>这仍只是 20 篇小样本上的观测，且真值为规则构造，不能外推。</w:t>
       </w:r>
     </w:p>
     <w:p>
@@ -20473,7 +21731,103 @@
           <w:b w:val="0"/>
           <w:sz w:val="21"/>
         </w:rPr>
-        <w:t>**关于 IDF：不能说“IDF 有害”，正确说法是“TF 与 IDF 都使召回下降，合并使用降幅最大”。**审计指出 B1（权重=1）与 B3（权重=m·IDF）同时改变了 TF 和 IDF，无法单独归因。为此本实验新增两个只含 IDF 的对照 B4/B5（权重=IDF，不含 TF），隔离结果如下：B1 等权 R=1.000 → B2 加 TF R=0.917（TF 的影响）→ B4 仅 IDF R=0.750（去 TF、只看 IDF）→ B3 TF+IDF R=0.583（合并）。即在等权基线（R=1.000）之上，**TF 与 IDF 单独都会降低召回，二者叠加降幅最大**——但相对基线都只是小幅下降，并非“IDF 破坏了指纹”。一个可能的解释是：加权后指纹更依赖少数高权重词，对改写簇内部的中低频内容词变动更敏感（64 位里变化超过 3 位即判不重复）；而等权让大量中频词共同投票，指纹更稳健。**这仍只是 20 篇小样本上的观测，且真值为规则构造，不能外推。**</w:t>
+        <w:t>“停用词降权”这条结论也必须收窄表述。</w:t>
+      </w:r>
+      <w:r>
+        <w:rPr>
+          <w:rFonts w:ascii="微软雅黑" w:hAnsi="微软雅黑" w:eastAsia="微软雅黑"/>
+          <w:b/>
+          <w:sz w:val="21"/>
+        </w:rPr>
+        <w:t>初版说“停用词 IDF 接近 0”是错的</w:t>
+      </w:r>
+      <w:r>
+        <w:rPr>
+          <w:rFonts w:ascii="微软雅黑" w:hAnsi="微软雅黑" w:eastAsia="微软雅黑"/>
+          <w:b w:val="0"/>
+          <w:sz w:val="21"/>
+        </w:rPr>
+        <w:t>：按 sklearn 默认平滑公式 IDF(t)=ln((1+N)/(1+df(t)))+1，出现在全部 20 篇文档中的词 IDF=ln(1)+1=1.0，</w:t>
+      </w:r>
+      <w:r>
+        <w:rPr>
+          <w:rFonts w:ascii="微软雅黑" w:hAnsi="微软雅黑" w:eastAsia="微软雅黑"/>
+          <w:b/>
+          <w:sz w:val="21"/>
+        </w:rPr>
+        <w:t>不是 0</w:t>
+      </w:r>
+      <w:r>
+        <w:rPr>
+          <w:rFonts w:ascii="微软雅黑" w:hAnsi="微软雅黑" w:eastAsia="微软雅黑"/>
+          <w:b w:val="0"/>
+          <w:sz w:val="21"/>
+        </w:rPr>
+        <w:t>。实测停用词 IDF 均值 1.6598（1.000~3.351），非停用词均值 2.4690——停用词 IDF 确实偏低，但远不是 0。更重要的是：</w:t>
+      </w:r>
+      <w:r>
+        <w:rPr>
+          <w:rFonts w:ascii="微软雅黑" w:hAnsi="微软雅黑" w:eastAsia="微软雅黑"/>
+          <w:b/>
+          <w:sz w:val="21"/>
+        </w:rPr>
+        <w:t>P/R/F1 相同并不等于指纹相同</w:t>
+      </w:r>
+      <w:r>
+        <w:rPr>
+          <w:rFonts w:ascii="微软雅黑" w:hAnsi="微软雅黑" w:eastAsia="微软雅黑"/>
+          <w:b w:val="0"/>
+          <w:sz w:val="21"/>
+        </w:rPr>
+        <w:t>。实测每唯一词分支下加降权后，20/20 篇指纹都变了、平均翻转 8.95 位、距离矩阵有 181 对发生变化，只是</w:t>
+      </w:r>
+      <w:r>
+        <w:rPr>
+          <w:rFonts w:ascii="微软雅黑" w:hAnsi="微软雅黑" w:eastAsia="微软雅黑"/>
+          <w:b/>
+          <w:sz w:val="21"/>
+        </w:rPr>
+        <w:t>预测集合的对称差为 0 对</w:t>
+      </w:r>
+      <w:r>
+        <w:rPr>
+          <w:rFonts w:ascii="微软雅黑" w:hAnsi="微软雅黑" w:eastAsia="微软雅黑"/>
+          <w:b w:val="0"/>
+          <w:sz w:val="21"/>
+        </w:rPr>
+        <w:t>，所以汇总指标恰好一样。因此严谨说法是：</w:t>
+      </w:r>
+      <w:r>
+        <w:rPr>
+          <w:rFonts w:ascii="微软雅黑" w:hAnsi="微软雅黑" w:eastAsia="微软雅黑"/>
+          <w:b/>
+          <w:sz w:val="21"/>
+        </w:rPr>
+        <w:t>在本数据与固定阈值下，该降权操作未改变最终判定结果</w:t>
+      </w:r>
+      <w:r>
+        <w:rPr>
+          <w:rFonts w:ascii="微软雅黑" w:hAnsi="微软雅黑" w:eastAsia="微软雅黑"/>
+          <w:b w:val="0"/>
+          <w:sz w:val="21"/>
+        </w:rPr>
+        <w:t>，而不是“它完全没起作用、是死代码”。（作为对照，每词元口径下同样操作使预测集合对称差达到 45 对、指标确实变化。）初版把它当作核心改进来叙述，问题在于</w:t>
+      </w:r>
+      <w:r>
+        <w:rPr>
+          <w:rFonts w:ascii="微软雅黑" w:hAnsi="微软雅黑" w:eastAsia="微软雅黑"/>
+          <w:b/>
+          <w:sz w:val="21"/>
+        </w:rPr>
+        <w:t>把“恰好有效的补丁”当成了“问题的根因”</w:t>
+      </w:r>
+      <w:r>
+        <w:rPr>
+          <w:rFonts w:ascii="微软雅黑" w:hAnsi="微软雅黑" w:eastAsia="微软雅黑"/>
+          <w:b w:val="0"/>
+          <w:sz w:val="21"/>
+        </w:rPr>
+        <w:t>。</w:t>
       </w:r>
     </w:p>
     <w:p>
@@ -20487,7 +21841,23 @@
           <w:b w:val="0"/>
           <w:sz w:val="21"/>
         </w:rPr>
-        <w:t>“停用词降权”这条结论也必须收窄表述。**初版说“停用词 IDF 接近 0”是错的**：按 sklearn 默认平滑公式 IDF(t)=ln((1+N)/(1+df(t)))+1，出现在全部 20 篇文档中的词 IDF=ln(1)+1=1.0，**不是 0**。实测停用词 IDF 均值 1.6598（1.000~3.351），非停用词均值 2.4690——停用词 IDF 确实偏低，但远不是 0。更重要的是：**P/R/F1 相同并不等于指纹相同**。实测每唯一词分支下加降权后，20/20 篇指纹都变了、平均翻转 8.95 位、距离矩阵有 181 对发生变化，只是**预测集合的对称差为 0 对**，所以汇总指标恰好一样。因此严谨说法是：**在本数据与固定阈值下，该降权操作未改变最终判定结果**，而不是“它完全没起作用、是死代码”。（作为对照，每词元口径下同样操作使预测集合对称差达到 45 对、指标确实变化。）初版把它当作核心改进来叙述，问题在于**把“恰好有效的补丁”当成了“问题的根因”**。</w:t>
+        <w:t>文本范围的影响（表 5-10）：</w:t>
+      </w:r>
+      <w:r>
+        <w:rPr>
+          <w:rFonts w:ascii="微软雅黑" w:hAnsi="微软雅黑" w:eastAsia="微软雅黑"/>
+          <w:b/>
+          <w:sz w:val="21"/>
+        </w:rPr>
+        <w:t>标题级指纹完全失效</w:t>
+      </w:r>
+      <w:r>
+        <w:rPr>
+          <w:rFonts w:ascii="微软雅黑" w:hAnsi="微软雅黑" w:eastAsia="微软雅黑"/>
+          <w:b w:val="0"/>
+          <w:sz w:val="21"/>
+        </w:rPr>
+        <w:t>——20 篇标题只有很短的特征，指纹过于稀疏，相似度高的稿件对撞不到一起（判定对数 0）；只用正文时 F1 达 1.000，优于标题+正文的 1.000。这既印证了 SimHash 需要足够的特征量才能稳定，也说明初版把 title 与 body 拼在一起并不是最优选择（标题是短特征，反而稀释了指纹）。</w:t>
       </w:r>
     </w:p>
     <w:p>
@@ -20501,7 +21871,88 @@
           <w:b w:val="0"/>
           <w:sz w:val="21"/>
         </w:rPr>
-        <w:t>文本范围的影响（表 5-10）：**标题级指纹完全失效**——20 篇标题只有很短的特征，指纹过于稀疏，相似度高的稿件对撞不到一起（判定对数 0）；只用正文时 F1 达 1.000，优于标题+正文的 1.000。这既印证了 SimHash 需要足够的特征量才能稳定，也说明初版把 title 与 body 拼在一起并不是最优选择（标题是短特征，反而稀释了指纹）。</w:t>
+        <w:t>漏检的分布（不再凭印象归因）：推荐方案 B1 每唯一词 · 等权(1) 在改写簇正样本上的漏检为 无。按初版混合口径看，各方案漏检集中在同事件不同报道组（D1/D2/D3 各 3 对）——这些文本的事件相同但字面几乎不重叠（组内 Jaccard 仅 0.153~0.228），本就不应被判为“近似重复”。</w:t>
+      </w:r>
+      <w:r>
+        <w:rPr>
+          <w:rFonts w:ascii="微软雅黑" w:hAnsi="微软雅黑" w:eastAsia="微软雅黑"/>
+          <w:b/>
+          <w:sz w:val="21"/>
+        </w:rPr>
+        <w:t>修正金标准后，旧权重策略方案的召回率由 0.476 提升到 0.833——这个变化完全来自评估口径，权重策略一行未改</w:t>
+      </w:r>
+      <w:r>
+        <w:rPr>
+          <w:rFonts w:ascii="微软雅黑" w:hAnsi="微软雅黑" w:eastAsia="微软雅黑"/>
+          <w:b w:val="0"/>
+          <w:sz w:val="21"/>
+        </w:rPr>
+        <w:t>；推荐方案 B1 每唯一词 · 等权(1) 的召回为 1.000（P=1.000，F1=1.000）。</w:t>
+      </w:r>
+      <w:r>
+        <w:rPr>
+          <w:rFonts w:ascii="微软雅黑" w:hAnsi="微软雅黑" w:eastAsia="微软雅黑"/>
+          <w:b/>
+          <w:sz w:val="21"/>
+        </w:rPr>
+        <w:t>特别提醒（审计意见）</w:t>
+      </w:r>
+      <w:r>
+        <w:rPr>
+          <w:rFonts w:ascii="微软雅黑" w:hAnsi="微软雅黑" w:eastAsia="微软雅黑"/>
+          <w:b w:val="0"/>
+          <w:sz w:val="21"/>
+        </w:rPr>
+        <w:t>：</w:t>
+      </w:r>
+      <w:r>
+        <w:rPr>
+          <w:rFonts w:ascii="Consolas" w:hAnsi="Consolas" w:eastAsia="Consolas"/>
+          <w:b w:val="0"/>
+          <w:sz w:val="20"/>
+          <w:shd w:val="clear" w:fill="F2F2F2"/>
+        </w:rPr>
+        <w:t>A3s</w:t>
+      </w:r>
+      <w:r>
+        <w:rPr>
+          <w:rFonts w:ascii="微软雅黑" w:hAnsi="微软雅黑" w:eastAsia="微软雅黑"/>
+          <w:b w:val="0"/>
+          <w:sz w:val="21"/>
+        </w:rPr>
+        <w:t xml:space="preserve"> 这一行保留的只是</w:t>
+      </w:r>
+      <w:r>
+        <w:rPr>
+          <w:rFonts w:ascii="微软雅黑" w:hAnsi="微软雅黑" w:eastAsia="微软雅黑"/>
+          <w:b/>
+          <w:sz w:val="21"/>
+        </w:rPr>
+        <w:t>旧权重策略</w:t>
+      </w:r>
+      <w:r>
+        <w:rPr>
+          <w:rFonts w:ascii="微软雅黑" w:hAnsi="微软雅黑" w:eastAsia="微软雅黑"/>
+          <w:b w:val="0"/>
+          <w:sz w:val="21"/>
+        </w:rPr>
+        <w:t>，而它的数据解析、hash 规则与金标准都已更新，因此它是“旧权重策略在新数据与新 gold 下的重跑”，</w:t>
+      </w:r>
+      <w:r>
+        <w:rPr>
+          <w:rFonts w:ascii="微软雅黑" w:hAnsi="微软雅黑" w:eastAsia="微软雅黑"/>
+          <w:b/>
+          <w:sz w:val="21"/>
+        </w:rPr>
+        <w:t>不能与初版的 F1 相减、当作“只改了权重带来的提升”</w:t>
+      </w:r>
+      <w:r>
+        <w:rPr>
+          <w:rFonts w:ascii="微软雅黑" w:hAnsi="微软雅黑" w:eastAsia="微软雅黑"/>
+          <w:b w:val="0"/>
+          <w:sz w:val="21"/>
+        </w:rPr>
+        <w:t>。新旧数字之间同时变动了多个因素，不具备单因素可比性。</w:t>
       </w:r>
     </w:p>
     <w:p>
@@ -20515,7 +21966,23 @@
           <w:b w:val="0"/>
           <w:sz w:val="21"/>
         </w:rPr>
-        <w:t>漏检的分布（不再凭印象归因）：推荐方案 B1 每唯一词 · 等权(1) 在改写簇正样本上的漏检为 无。按初版混合口径看，各方案漏检集中在同事件不同报道组（D1/D2/D3 各 3 对）——这些文本的事件相同但字面几乎不重叠（组内 Jaccard 仅 0.153~0.228），本就不应被判为“近似重复”。**修正金标准后，旧权重策略方案的召回率由 0.476 提升到 0.833——这个变化完全来自评估口径，权重策略一行未改**；推荐方案 B1 每唯一词 · 等权(1) 的召回为 1.000（P=1.000，F1=1.000）。**特别提醒（审计意见）**：`A3s` 这一行保留的只是**旧权重策略**，而它的数据解析、hash 规则与金标准都已更新，因此它是“旧权重策略在新数据与新 gold 下的重跑”，**不能与初版的 F1 相减、当作“只改了权重带来的提升”**。新旧数字之间同时变动了多个因素，不具备单因素可比性。</w:t>
+        <w:t>阈值的影响（表 5-11、图 5-10 右）：</w:t>
+      </w:r>
+      <w:r>
+        <w:rPr>
+          <w:rFonts w:ascii="微软雅黑" w:hAnsi="微软雅黑" w:eastAsia="微软雅黑"/>
+          <w:b/>
+          <w:sz w:val="21"/>
+        </w:rPr>
+        <w:t>在本样本上并没有出现“召回换查准”的取舍</w:t>
+      </w:r>
+      <w:r>
+        <w:rPr>
+          <w:rFonts w:ascii="微软雅黑" w:hAnsi="微软雅黑" w:eastAsia="微软雅黑"/>
+          <w:b w:val="0"/>
+          <w:sz w:val="21"/>
+        </w:rPr>
+        <w:t>——多个方案的查准率在阈值 0~10 全程恒定（A3、B1），即放宽阈值只增加召回、不引入新的假阳性。因此只能说“本数据集上提高阈值同时提升了 F1”，不能像初版那样声称“阈值必须结合业务在查准与查全之间权衡”——那是通用经验，不是本次实测到的现象。</w:t>
       </w:r>
     </w:p>
     <w:p>
@@ -20529,21 +21996,23 @@
           <w:b w:val="0"/>
           <w:sz w:val="21"/>
         </w:rPr>
-        <w:t>阈值的影响（表 5-11、图 5-10 右）：**在本样本上并没有出现“召回换查准”的取舍**——多个方案的查准率在阈值 0~10 全程恒定（A3、B1），即放宽阈值只增加召回、不引入新的假阳性。因此只能说“本数据集上提高阈值同时提升了 F1”，不能像初版那样声称“阈值必须结合业务在查准与查全之间权衡”——那是通用经验，不是本次实测到的现象。</w:t>
+        <w:t>工程启示（都要带上样本限定）：作业规定的 d ≤ 3 对 64 位指纹是常见取值。本数据集上推荐方案（B1 每唯一词 · 等权(1)）在 d ≤ 3 时已达 P=1.000、R=1.000。但必须强调：</w:t>
       </w:r>
-    </w:p>
-    <w:p>
-      <w:pPr>
-        <w:spacing w:after="80" w:line="324" w:lineRule="auto"/>
-        <w:ind w:firstLine="420"/>
-      </w:pPr>
+      <w:r>
+        <w:rPr>
+          <w:rFonts w:ascii="微软雅黑" w:hAnsi="微软雅黑" w:eastAsia="微软雅黑"/>
+          <w:b/>
+          <w:sz w:val="21"/>
+        </w:rPr>
+        <w:t>这些数值来自 20 篇、规则构造真值的小样本，且真值本身已发现一处标注错误，因此只能作为机制演示，不能当作方法优劣的普遍证据。</w:t>
+      </w:r>
       <w:r>
         <w:rPr>
           <w:rFonts w:ascii="微软雅黑" w:hAnsi="微软雅黑" w:eastAsia="微软雅黑"/>
           <w:b w:val="0"/>
           <w:sz w:val="21"/>
         </w:rPr>
-        <w:t>工程启示（都要带上样本限定）：作业规定的 d ≤ 3 对 64 位指纹是常见取值。本数据集上推荐方案（B1 每唯一词 · 等权(1)）在 d ≤ 3 时已达 P=1.000、R=1.000。但必须强调：**这些数值来自 20 篇、规则构造真值的小样本，且真值本身已发现一处标注错误，因此只能作为机制演示，不能当作方法优劣的普遍证据。**要下推广性结论，需要独立人工标注的更大测试集，并按事件簇划分数据。</w:t>
+        <w:t>要下推广性结论，需要独立人工标注的更大测试集，并按事件簇划分数据。</w:t>
       </w:r>
     </w:p>
     <w:p>
@@ -20583,7 +22052,55 @@
           <w:b w:val="0"/>
           <w:sz w:val="21"/>
         </w:rPr>
-        <w:t>本次实验最大的收获来自评估口径。同样一套 SimHash 指纹，金标准定义不同，旧权重策略 A3s 的 F1 可以从 0.645 变成 0.909；同样一批 MinHash 结果，“最优阈值”可以落在 0.1 也可以落在 0.4。原因是数据里天然存在三个层次：**逐字重复**（Jaccard≈1.0）、**同事件改写**（0.1~0.3）、**同主题不同事件**（≈0）。把这三层混进同一条 P/R/F1，得到的数字既不可复现也不可解释。正确做法是先把“什么算重复”写清楚，再定阈值——而不是先跑出数字再解释。</w:t>
+        <w:t>本次实验最大的收获来自评估口径。同样一套 SimHash 指纹，金标准定义不同，旧权重策略 A3s 的 F1 可以从 0.645 变成 0.909；同样一批 MinHash 结果，“最优阈值”可以落在 0.1 也可以落在 0.4。原因是数据里天然存在三个层次：</w:t>
+      </w:r>
+      <w:r>
+        <w:rPr>
+          <w:rFonts w:ascii="微软雅黑" w:hAnsi="微软雅黑" w:eastAsia="微软雅黑"/>
+          <w:b/>
+          <w:sz w:val="21"/>
+        </w:rPr>
+        <w:t>逐字重复</w:t>
+      </w:r>
+      <w:r>
+        <w:rPr>
+          <w:rFonts w:ascii="微软雅黑" w:hAnsi="微软雅黑" w:eastAsia="微软雅黑"/>
+          <w:b w:val="0"/>
+          <w:sz w:val="21"/>
+        </w:rPr>
+        <w:t>（Jaccard≈1.0）、</w:t>
+      </w:r>
+      <w:r>
+        <w:rPr>
+          <w:rFonts w:ascii="微软雅黑" w:hAnsi="微软雅黑" w:eastAsia="微软雅黑"/>
+          <w:b/>
+          <w:sz w:val="21"/>
+        </w:rPr>
+        <w:t>同事件改写</w:t>
+      </w:r>
+      <w:r>
+        <w:rPr>
+          <w:rFonts w:ascii="微软雅黑" w:hAnsi="微软雅黑" w:eastAsia="微软雅黑"/>
+          <w:b w:val="0"/>
+          <w:sz w:val="21"/>
+        </w:rPr>
+        <w:t>（0.1~0.3）、</w:t>
+      </w:r>
+      <w:r>
+        <w:rPr>
+          <w:rFonts w:ascii="微软雅黑" w:hAnsi="微软雅黑" w:eastAsia="微软雅黑"/>
+          <w:b/>
+          <w:sz w:val="21"/>
+        </w:rPr>
+        <w:t>同主题不同事件</w:t>
+      </w:r>
+      <w:r>
+        <w:rPr>
+          <w:rFonts w:ascii="微软雅黑" w:hAnsi="微软雅黑" w:eastAsia="微软雅黑"/>
+          <w:b w:val="0"/>
+          <w:sz w:val="21"/>
+        </w:rPr>
+        <w:t>（≈0）。把这三层混进同一条 P/R/F1，得到的数字既不可复现也不可解释。正确做法是先把“什么算重复”写清楚，再定阈值——而不是先跑出数字再解释。</w:t>
       </w:r>
     </w:p>
     <w:p>
@@ -20610,7 +22127,23 @@
           <w:b w:val="0"/>
           <w:sz w:val="21"/>
         </w:rPr>
-        <w:t>news20 的 D3 组把“女子现代五项团体夺金”与“男子铁人三项摘银”标成了同一事件。这类错误标注混进金标准后，直接把召回率压低，让人误以为“SimHash 对改写不敏感”。而实际上算法本身没问题。这件事的教训是：**指标异常时，第一件事是查金标准，而不是改算法**。同时也说明评估脚本应该把分层依据（如组内相似度）打印出来，让标注问题自己暴露。</w:t>
+        <w:t>news20 的 D3 组把“女子现代五项团体夺金”与“男子铁人三项摘银”标成了同一事件。这类错误标注混进金标准后，直接把召回率压低，让人误以为“SimHash 对改写不敏感”。而实际上算法本身没问题。这件事的教训是：</w:t>
+      </w:r>
+      <w:r>
+        <w:rPr>
+          <w:rFonts w:ascii="微软雅黑" w:hAnsi="微软雅黑" w:eastAsia="微软雅黑"/>
+          <w:b/>
+          <w:sz w:val="21"/>
+        </w:rPr>
+        <w:t>指标异常时，第一件事是查金标准，而不是改算法</w:t>
+      </w:r>
+      <w:r>
+        <w:rPr>
+          <w:rFonts w:ascii="微软雅黑" w:hAnsi="微软雅黑" w:eastAsia="微软雅黑"/>
+          <w:b w:val="0"/>
+          <w:sz w:val="21"/>
+        </w:rPr>
+        <w:t>。同时也说明评估脚本应该把分层依据（如组内相似度）打印出来，让标注问题自己暴露。</w:t>
       </w:r>
     </w:p>
     <w:p>
@@ -20637,7 +22170,108 @@
           <w:b w:val="0"/>
           <w:sz w:val="21"/>
         </w:rPr>
-        <w:t>本次修正的缺陷大多不是算法问题：① TF-IDF 回查权重时 `AI` 与特征名 `ai` 不匹配，一个词频 82 的高频词被误报成“权重 0”；② 读取新闻时 `split("\n", 3)[3]` 把 `group=` / `rewrite=` 当成正文；③ 语料里 3 条仅空格差异的标题，让余弦相似度恒为 1.0000 并霸占 Top-10。三处都属于“算法对、工程错”。它们共同说明：**特征矩阵算对了，不代表按名字取值就取对了**。</w:t>
+        <w:t xml:space="preserve">本次修正的缺陷大多不是算法问题：① TF-IDF 回查权重时 </w:t>
+      </w:r>
+      <w:r>
+        <w:rPr>
+          <w:rFonts w:ascii="Consolas" w:hAnsi="Consolas" w:eastAsia="Consolas"/>
+          <w:b w:val="0"/>
+          <w:sz w:val="20"/>
+          <w:shd w:val="clear" w:fill="F2F2F2"/>
+        </w:rPr>
+        <w:t>AI</w:t>
+      </w:r>
+      <w:r>
+        <w:rPr>
+          <w:rFonts w:ascii="微软雅黑" w:hAnsi="微软雅黑" w:eastAsia="微软雅黑"/>
+          <w:b w:val="0"/>
+          <w:sz w:val="21"/>
+        </w:rPr>
+        <w:t xml:space="preserve"> 与特征名 </w:t>
+      </w:r>
+      <w:r>
+        <w:rPr>
+          <w:rFonts w:ascii="Consolas" w:hAnsi="Consolas" w:eastAsia="Consolas"/>
+          <w:b w:val="0"/>
+          <w:sz w:val="20"/>
+          <w:shd w:val="clear" w:fill="F2F2F2"/>
+        </w:rPr>
+        <w:t>ai</w:t>
+      </w:r>
+      <w:r>
+        <w:rPr>
+          <w:rFonts w:ascii="微软雅黑" w:hAnsi="微软雅黑" w:eastAsia="微软雅黑"/>
+          <w:b w:val="0"/>
+          <w:sz w:val="21"/>
+        </w:rPr>
+        <w:t xml:space="preserve"> 不匹配，一个词频 82 的高频词被误报成“权重 0”；② 读取新闻时 </w:t>
+      </w:r>
+      <w:r>
+        <w:rPr>
+          <w:rFonts w:ascii="Consolas" w:hAnsi="Consolas" w:eastAsia="Consolas"/>
+          <w:b w:val="0"/>
+          <w:sz w:val="20"/>
+          <w:shd w:val="clear" w:fill="F2F2F2"/>
+        </w:rPr>
+        <w:t>split("\n", 3)[3]</w:t>
+      </w:r>
+      <w:r>
+        <w:rPr>
+          <w:rFonts w:ascii="微软雅黑" w:hAnsi="微软雅黑" w:eastAsia="微软雅黑"/>
+          <w:b w:val="0"/>
+          <w:sz w:val="21"/>
+        </w:rPr>
+        <w:t xml:space="preserve"> 把 </w:t>
+      </w:r>
+      <w:r>
+        <w:rPr>
+          <w:rFonts w:ascii="Consolas" w:hAnsi="Consolas" w:eastAsia="Consolas"/>
+          <w:b w:val="0"/>
+          <w:sz w:val="20"/>
+          <w:shd w:val="clear" w:fill="F2F2F2"/>
+        </w:rPr>
+        <w:t>group=</w:t>
+      </w:r>
+      <w:r>
+        <w:rPr>
+          <w:rFonts w:ascii="微软雅黑" w:hAnsi="微软雅黑" w:eastAsia="微软雅黑"/>
+          <w:b w:val="0"/>
+          <w:sz w:val="21"/>
+        </w:rPr>
+        <w:t xml:space="preserve"> / </w:t>
+      </w:r>
+      <w:r>
+        <w:rPr>
+          <w:rFonts w:ascii="Consolas" w:hAnsi="Consolas" w:eastAsia="Consolas"/>
+          <w:b w:val="0"/>
+          <w:sz w:val="20"/>
+          <w:shd w:val="clear" w:fill="F2F2F2"/>
+        </w:rPr>
+        <w:t>rewrite=</w:t>
+      </w:r>
+      <w:r>
+        <w:rPr>
+          <w:rFonts w:ascii="微软雅黑" w:hAnsi="微软雅黑" w:eastAsia="微软雅黑"/>
+          <w:b w:val="0"/>
+          <w:sz w:val="21"/>
+        </w:rPr>
+        <w:t xml:space="preserve"> 当成正文；③ 语料里 3 条仅空格差异的标题，让余弦相似度恒为 1.0000 并霸占 Top-10。三处都属于“算法对、工程错”。它们共同说明：</w:t>
+      </w:r>
+      <w:r>
+        <w:rPr>
+          <w:rFonts w:ascii="微软雅黑" w:hAnsi="微软雅黑" w:eastAsia="微软雅黑"/>
+          <w:b/>
+          <w:sz w:val="21"/>
+        </w:rPr>
+        <w:t>特征矩阵算对了，不代表按名字取值就取对了</w:t>
+      </w:r>
+      <w:r>
+        <w:rPr>
+          <w:rFonts w:ascii="微软雅黑" w:hAnsi="微软雅黑" w:eastAsia="微软雅黑"/>
+          <w:b w:val="0"/>
+          <w:sz w:val="21"/>
+        </w:rPr>
+        <w:t>。</w:t>
       </w:r>
     </w:p>
     <w:p>
@@ -20664,7 +22298,23 @@
           <w:b w:val="0"/>
           <w:sz w:val="21"/>
         </w:rPr>
-        <w:t>MinHash 用 128 维签名替代原始集合，LSH 用分桶替代全量比较，两者都是“用可控的精度损失换数量级的效率提升”。500 篇文档时精确 Jaccard 约 574 ms、MinHash 全量两两约 8365 ms、LSH(b=64,r=2) 端到端约 243 ms，且 MinHash 估计的平均绝对误差仅 0.0095。关键洞察是：**签名与索引是一次性成本**，建成后每次查询只与同桶文档比较；而精确方法每来一次查询都要重算一遍。规模越大，这个差距越决定性。</w:t>
+        <w:t>MinHash 用 128 维签名替代原始集合，LSH 用分桶替代全量比较，两者都是“用可控的精度损失换数量级的效率提升”。500 篇文档时精确 Jaccard 约 574 ms、MinHash 全量两两约 8365 ms、LSH(b=64,r=2) 端到端约 243 ms，且 MinHash 估计的平均绝对误差仅 0.0095。关键洞察是：</w:t>
+      </w:r>
+      <w:r>
+        <w:rPr>
+          <w:rFonts w:ascii="微软雅黑" w:hAnsi="微软雅黑" w:eastAsia="微软雅黑"/>
+          <w:b/>
+          <w:sz w:val="21"/>
+        </w:rPr>
+        <w:t>签名与索引是一次性成本</w:t>
+      </w:r>
+      <w:r>
+        <w:rPr>
+          <w:rFonts w:ascii="微软雅黑" w:hAnsi="微软雅黑" w:eastAsia="微软雅黑"/>
+          <w:b w:val="0"/>
+          <w:sz w:val="21"/>
+        </w:rPr>
+        <w:t>，建成后每次查询只与同桶文档比较；而精确方法每来一次查询都要重算一遍。规模越大，这个差距越决定性。</w:t>
       </w:r>
     </w:p>
     <w:p>
@@ -20691,7 +22341,23 @@
           <w:b w:val="0"/>
           <w:sz w:val="21"/>
         </w:rPr>
-        <w:t>LSH 的分桶参数 (b, r) 直接决定能召回什么相似度的文档。本次实测发现 (b=16, r=8) 在真实新闻标题上几乎剪掉一切（200 篇时候选 0 对），因为它只对相似度 ≥0.9 的文档有效；而真实标题两两的 Jaccard 普遍低于 0.3。要用它做去重，必须换成 (b=64, r=2) 这类小 r 配置。这也提醒我：做规模实验时**不能自己造“太好”的数据**——早期版本用 6 条用例重复拼接来放大规模，文档几乎相同，候选对高达 27640 对，恰好把“参数需要标定”这个真问题掩盖了。</w:t>
+        <w:t>LSH 的分桶参数 (b, r) 直接决定能召回什么相似度的文档。本次实测发现 (b=16, r=8) 在真实新闻标题上几乎剪掉一切（200 篇时候选 0 对），因为它只对相似度 ≥0.9 的文档有效；而真实标题两两的 Jaccard 普遍低于 0.3。要用它做去重，必须换成 (b=64, r=2) 这类小 r 配置。这也提醒我：做规模实验时</w:t>
+      </w:r>
+      <w:r>
+        <w:rPr>
+          <w:rFonts w:ascii="微软雅黑" w:hAnsi="微软雅黑" w:eastAsia="微软雅黑"/>
+          <w:b/>
+          <w:sz w:val="21"/>
+        </w:rPr>
+        <w:t>不能自己造“太好”的数据</w:t>
+      </w:r>
+      <w:r>
+        <w:rPr>
+          <w:rFonts w:ascii="微软雅黑" w:hAnsi="微软雅黑" w:eastAsia="微软雅黑"/>
+          <w:b w:val="0"/>
+          <w:sz w:val="21"/>
+        </w:rPr>
+        <w:t>——早期版本用 6 条用例重复拼接来放大规模，文档几乎相同，候选对高达 27640 对，恰好把“参数需要标定”这个真问题掩盖了。</w:t>
       </w:r>
     </w:p>
     <w:p>
@@ -20745,7 +22411,39 @@
           <w:b w:val="0"/>
           <w:sz w:val="21"/>
         </w:rPr>
-        <w:t>本数据集上推荐方案 B1 每唯一词 · 等权(1) 是 P=1.000 / R=1.000，而按词元投票的 TF 方案是 P=0.154 / R=1.000。注意这两个方案的**召回率完全相同**，差距全部落在查准率上（FP 由 0 涨到 66）——所以本例并不是典型的“查准换查全”取舍，而是**一种口径直接制造了大量假阳性**。这提醒我：P 与 R 要分开看，先判断差距出现在哪一侧，再决定是调阈值（属权衡）还是改口径（属纠错）。真实系统里，论文查重、版权比对怕误伤（重查准率），而爬虫去重、内容聚合怕漏抓（重查全率），F1 只是中性参考。</w:t>
+        <w:t>本数据集上推荐方案 B1 每唯一词 · 等权(1) 是 P=1.000 / R=1.000，而按词元投票的 TF 方案是 P=0.154 / R=1.000。注意这两个方案的</w:t>
+      </w:r>
+      <w:r>
+        <w:rPr>
+          <w:rFonts w:ascii="微软雅黑" w:hAnsi="微软雅黑" w:eastAsia="微软雅黑"/>
+          <w:b/>
+          <w:sz w:val="21"/>
+        </w:rPr>
+        <w:t>召回率完全相同</w:t>
+      </w:r>
+      <w:r>
+        <w:rPr>
+          <w:rFonts w:ascii="微软雅黑" w:hAnsi="微软雅黑" w:eastAsia="微软雅黑"/>
+          <w:b w:val="0"/>
+          <w:sz w:val="21"/>
+        </w:rPr>
+        <w:t>，差距全部落在查准率上（FP 由 0 涨到 66）——所以本例并不是典型的“查准换查全”取舍，而是</w:t>
+      </w:r>
+      <w:r>
+        <w:rPr>
+          <w:rFonts w:ascii="微软雅黑" w:hAnsi="微软雅黑" w:eastAsia="微软雅黑"/>
+          <w:b/>
+          <w:sz w:val="21"/>
+        </w:rPr>
+        <w:t>一种口径直接制造了大量假阳性</w:t>
+      </w:r>
+      <w:r>
+        <w:rPr>
+          <w:rFonts w:ascii="微软雅黑" w:hAnsi="微软雅黑" w:eastAsia="微软雅黑"/>
+          <w:b w:val="0"/>
+          <w:sz w:val="21"/>
+        </w:rPr>
+        <w:t>。这提醒我：P 与 R 要分开看，先判断差距出现在哪一侧，再决定是调阈值（属权衡）还是改口径（属纠错）。真实系统里，论文查重、版权比对怕误伤（重查准率），而爬虫去重、内容聚合怕漏抓（重查全率），F1 只是中性参考。</w:t>
       </w:r>
     </w:p>
     <w:p>
@@ -21899,7 +23597,73 @@
           <w:b w:val="0"/>
           <w:sz w:val="21"/>
         </w:rPr>
-        <w:t>本项目在完成过程中做过一次系统的自查与复现，修正了若干实现层面的问题。这些问题**不影响四个实验的方法设计**，但会改变具体数值，因此在这里做简要说明；完整的“问题 → 证据 → 修正”记录保存在项目内的 `out/AUDIT_NOTES.md`，结果文件的修订前版本保留在 `out/_baseline_original/` 以便逐行对照。正文各节给出的都是**修正后的最终结果**。</w:t>
+        <w:t>本项目在完成过程中做过一次系统的自查与复现，修正了若干实现层面的问题。这些问题</w:t>
+      </w:r>
+      <w:r>
+        <w:rPr>
+          <w:rFonts w:ascii="微软雅黑" w:hAnsi="微软雅黑" w:eastAsia="微软雅黑"/>
+          <w:b/>
+          <w:sz w:val="21"/>
+        </w:rPr>
+        <w:t>不影响四个实验的方法设计</w:t>
+      </w:r>
+      <w:r>
+        <w:rPr>
+          <w:rFonts w:ascii="微软雅黑" w:hAnsi="微软雅黑" w:eastAsia="微软雅黑"/>
+          <w:b w:val="0"/>
+          <w:sz w:val="21"/>
+        </w:rPr>
+        <w:t xml:space="preserve">，但会改变具体数值，因此在这里做简要说明；完整的“问题 → 证据 → 修正”记录保存在项目内的 </w:t>
+      </w:r>
+      <w:r>
+        <w:rPr>
+          <w:rFonts w:ascii="Consolas" w:hAnsi="Consolas" w:eastAsia="Consolas"/>
+          <w:b w:val="0"/>
+          <w:sz w:val="20"/>
+          <w:shd w:val="clear" w:fill="F2F2F2"/>
+        </w:rPr>
+        <w:t>out/AUDIT_NOTES.md</w:t>
+      </w:r>
+      <w:r>
+        <w:rPr>
+          <w:rFonts w:ascii="微软雅黑" w:hAnsi="微软雅黑" w:eastAsia="微软雅黑"/>
+          <w:b w:val="0"/>
+          <w:sz w:val="21"/>
+        </w:rPr>
+        <w:t xml:space="preserve">，结果文件的修订前版本保留在 </w:t>
+      </w:r>
+      <w:r>
+        <w:rPr>
+          <w:rFonts w:ascii="Consolas" w:hAnsi="Consolas" w:eastAsia="Consolas"/>
+          <w:b w:val="0"/>
+          <w:sz w:val="20"/>
+          <w:shd w:val="clear" w:fill="F2F2F2"/>
+        </w:rPr>
+        <w:t>out/_baseline_original/</w:t>
+      </w:r>
+      <w:r>
+        <w:rPr>
+          <w:rFonts w:ascii="微软雅黑" w:hAnsi="微软雅黑" w:eastAsia="微软雅黑"/>
+          <w:b w:val="0"/>
+          <w:sz w:val="21"/>
+        </w:rPr>
+        <w:t xml:space="preserve"> 以便逐行对照。正文各节给出的都是</w:t>
+      </w:r>
+      <w:r>
+        <w:rPr>
+          <w:rFonts w:ascii="微软雅黑" w:hAnsi="微软雅黑" w:eastAsia="微软雅黑"/>
+          <w:b/>
+          <w:sz w:val="21"/>
+        </w:rPr>
+        <w:t>修正后的最终结果</w:t>
+      </w:r>
+      <w:r>
+        <w:rPr>
+          <w:rFonts w:ascii="微软雅黑" w:hAnsi="微软雅黑" w:eastAsia="微软雅黑"/>
+          <w:b w:val="0"/>
+          <w:sz w:val="21"/>
+        </w:rPr>
+        <w:t>。</w:t>
       </w:r>
     </w:p>
     <w:p>
@@ -22042,7 +23806,23 @@
                 <w:b w:val="0"/>
                 <w:sz w:val="16"/>
               </w:rPr>
-              <w:t>改为按**首个空行**切分，标注不参与指纹计算</w:t>
+              <w:t>改为按</w:t>
+            </w:r>
+            <w:r>
+              <w:rPr>
+                <w:rFonts w:ascii="微软雅黑" w:hAnsi="微软雅黑" w:eastAsia="微软雅黑"/>
+                <w:b/>
+                <w:sz w:val="16"/>
+              </w:rPr>
+              <w:t>首个空行</w:t>
+            </w:r>
+            <w:r>
+              <w:rPr>
+                <w:rFonts w:ascii="微软雅黑" w:hAnsi="微软雅黑" w:eastAsia="微软雅黑"/>
+                <w:b w:val="0"/>
+                <w:sz w:val="16"/>
+              </w:rPr>
+              <w:t>切分，标注不参与指纹计算</w:t>
             </w:r>
           </w:p>
         </w:tc>
@@ -22595,7 +24375,39 @@
           <w:b w:val="0"/>
           <w:sz w:val="21"/>
         </w:rPr>
-        <w:t>还有一处值得单独说明的**结论修正**：初版声称“TF-IDF 加权 SimHash 优于等权”，但那是因为等权基线被写坏了（见上表“SimHash 权重”一行）。修正后在本数据集上等权方案反而略优——**作业要求的是“对比”而非“加权必须更好”**，因此本项目如实报告该结果，并分析可能原因（见 5.2.6 与附录 7.5.3）。</w:t>
+        <w:t>还有一处值得单独说明的</w:t>
+      </w:r>
+      <w:r>
+        <w:rPr>
+          <w:rFonts w:ascii="微软雅黑" w:hAnsi="微软雅黑" w:eastAsia="微软雅黑"/>
+          <w:b/>
+          <w:sz w:val="21"/>
+        </w:rPr>
+        <w:t>结论修正</w:t>
+      </w:r>
+      <w:r>
+        <w:rPr>
+          <w:rFonts w:ascii="微软雅黑" w:hAnsi="微软雅黑" w:eastAsia="微软雅黑"/>
+          <w:b w:val="0"/>
+          <w:sz w:val="21"/>
+        </w:rPr>
+        <w:t>：初版声称“TF-IDF 加权 SimHash 优于等权”，但那是因为等权基线被写坏了（见上表“SimHash 权重”一行）。修正后在本数据集上等权方案反而略优——</w:t>
+      </w:r>
+      <w:r>
+        <w:rPr>
+          <w:rFonts w:ascii="微软雅黑" w:hAnsi="微软雅黑" w:eastAsia="微软雅黑"/>
+          <w:b/>
+          <w:sz w:val="21"/>
+        </w:rPr>
+        <w:t>作业要求的是“对比”而非“加权必须更好”</w:t>
+      </w:r>
+      <w:r>
+        <w:rPr>
+          <w:rFonts w:ascii="微软雅黑" w:hAnsi="微软雅黑" w:eastAsia="微软雅黑"/>
+          <w:b w:val="0"/>
+          <w:sz w:val="21"/>
+        </w:rPr>
+        <w:t>，因此本项目如实报告该结果，并分析可能原因（见 5.2.6 与附录 7.5.3）。</w:t>
       </w:r>
     </w:p>
     <w:p>
@@ -26212,7 +28024,39 @@
           <w:b w:val="0"/>
           <w:sz w:val="21"/>
         </w:rPr>
-        <w:t>A1 每词元 · 等权(1) 与 B2 每唯一词 · TF 是**同一个方案**：一个出现 m 次的词，前者投 m 次票、每次权重 1（总贡献 m），后者投 1 次票、权重 m（总贡献也是 m）。逐篇比对 64 位指纹的结果：**20/20 篇逐位完全相同**。因此这两行不能当作两份独立证据。（回归测试脚本：tools/verify_equivalence.py，结果见 results_summary_simhash.json 的 equivalence 字段。）</w:t>
+        <w:t>A1 每词元 · 等权(1) 与 B2 每唯一词 · TF 是</w:t>
+      </w:r>
+      <w:r>
+        <w:rPr>
+          <w:rFonts w:ascii="微软雅黑" w:hAnsi="微软雅黑" w:eastAsia="微软雅黑"/>
+          <w:b/>
+          <w:sz w:val="21"/>
+        </w:rPr>
+        <w:t>同一个方案</w:t>
+      </w:r>
+      <w:r>
+        <w:rPr>
+          <w:rFonts w:ascii="微软雅黑" w:hAnsi="微软雅黑" w:eastAsia="微软雅黑"/>
+          <w:b w:val="0"/>
+          <w:sz w:val="21"/>
+        </w:rPr>
+        <w:t>：一个出现 m 次的词，前者投 m 次票、每次权重 1（总贡献 m），后者投 1 次票、权重 m（总贡献也是 m）。逐篇比对 64 位指纹的结果：</w:t>
+      </w:r>
+      <w:r>
+        <w:rPr>
+          <w:rFonts w:ascii="微软雅黑" w:hAnsi="微软雅黑" w:eastAsia="微软雅黑"/>
+          <w:b/>
+          <w:sz w:val="21"/>
+        </w:rPr>
+        <w:t>20/20 篇逐位完全相同</w:t>
+      </w:r>
+      <w:r>
+        <w:rPr>
+          <w:rFonts w:ascii="微软雅黑" w:hAnsi="微软雅黑" w:eastAsia="微软雅黑"/>
+          <w:b w:val="0"/>
+          <w:sz w:val="21"/>
+        </w:rPr>
+        <w:t>。因此这两行不能当作两份独立证据。（回归测试脚本：tools/verify_equivalence.py，结果见 results_summary_simhash.json 的 equivalence 字段。）</w:t>
       </w:r>
     </w:p>
     <w:p>
@@ -26677,7 +28521,39 @@
           <w:b w:val="0"/>
           <w:sz w:val="21"/>
         </w:rPr>
-        <w:t>结论：**TF 与 IDF 单独都会降低召回，两者叠加时降幅最大**（等权 1.000 → 加 TF 0.917 → 仅 IDF 0.750 → TF+IDF 0.583）。但相对等权基线都只是小幅下降，因此**不能说“IDF 有害”**。</w:t>
+        <w:t>结论：</w:t>
+      </w:r>
+      <w:r>
+        <w:rPr>
+          <w:rFonts w:ascii="微软雅黑" w:hAnsi="微软雅黑" w:eastAsia="微软雅黑"/>
+          <w:b/>
+          <w:sz w:val="21"/>
+        </w:rPr>
+        <w:t>TF 与 IDF 单独都会降低召回，两者叠加时降幅最大</w:t>
+      </w:r>
+      <w:r>
+        <w:rPr>
+          <w:rFonts w:ascii="微软雅黑" w:hAnsi="微软雅黑" w:eastAsia="微软雅黑"/>
+          <w:b w:val="0"/>
+          <w:sz w:val="21"/>
+        </w:rPr>
+        <w:t>（等权 1.000 → 加 TF 0.917 → 仅 IDF 0.750 → TF+IDF 0.583）。但相对等权基线都只是小幅下降，因此</w:t>
+      </w:r>
+      <w:r>
+        <w:rPr>
+          <w:rFonts w:ascii="微软雅黑" w:hAnsi="微软雅黑" w:eastAsia="微软雅黑"/>
+          <w:b/>
+          <w:sz w:val="21"/>
+        </w:rPr>
+        <w:t>不能说“IDF 有害”</w:t>
+      </w:r>
+      <w:r>
+        <w:rPr>
+          <w:rFonts w:ascii="微软雅黑" w:hAnsi="微软雅黑" w:eastAsia="微软雅黑"/>
+          <w:b w:val="0"/>
+          <w:sz w:val="21"/>
+        </w:rPr>
+        <w:t>。</w:t>
       </w:r>
     </w:p>
     <w:p>
@@ -27102,7 +28978,39 @@
           <w:b w:val="0"/>
           <w:sz w:val="21"/>
         </w:rPr>
-        <w:t>顺带澄清一个口径问题：sklearn 默认平滑 IDF 为 ln((1+N)/(1+df))+1，**下界是 1 而不是 0**。实测停用词 IDF 均值 1.6598（1.000~3.351）、非停用词均值 2.4690、出现在全部 20 篇中的词为 1.0。因此严谨表述是：**在本数据与固定阈值下，该降权操作未改变最终判定结果**。</w:t>
+        <w:t>顺带澄清一个口径问题：sklearn 默认平滑 IDF 为 ln((1+N)/(1+df))+1，</w:t>
+      </w:r>
+      <w:r>
+        <w:rPr>
+          <w:rFonts w:ascii="微软雅黑" w:hAnsi="微软雅黑" w:eastAsia="微软雅黑"/>
+          <w:b/>
+          <w:sz w:val="21"/>
+        </w:rPr>
+        <w:t>下界是 1 而不是 0</w:t>
+      </w:r>
+      <w:r>
+        <w:rPr>
+          <w:rFonts w:ascii="微软雅黑" w:hAnsi="微软雅黑" w:eastAsia="微软雅黑"/>
+          <w:b w:val="0"/>
+          <w:sz w:val="21"/>
+        </w:rPr>
+        <w:t>。实测停用词 IDF 均值 1.6598（1.000~3.351）、非停用词均值 2.4690、出现在全部 20 篇中的词为 1.0。因此严谨表述是：</w:t>
+      </w:r>
+      <w:r>
+        <w:rPr>
+          <w:rFonts w:ascii="微软雅黑" w:hAnsi="微软雅黑" w:eastAsia="微软雅黑"/>
+          <w:b/>
+          <w:sz w:val="21"/>
+        </w:rPr>
+        <w:t>在本数据与固定阈值下，该降权操作未改变最终判定结果</w:t>
+      </w:r>
+      <w:r>
+        <w:rPr>
+          <w:rFonts w:ascii="微软雅黑" w:hAnsi="微软雅黑" w:eastAsia="微软雅黑"/>
+          <w:b w:val="0"/>
+          <w:sz w:val="21"/>
+        </w:rPr>
+        <w:t>。</w:t>
       </w:r>
     </w:p>
     <w:p>
